--- a/tech_cards/Туалет_tech_card.docx
+++ b/tech_cards/Туалет_tech_card.docx
@@ -831,6 +831,426 @@
       <w:tr>
         <w:tc>
           <w:tcPr>
+            <w:tcW w:w="1688" w:type="dxa"/>
+            <w:vMerge w:val="restart"/>
+          </w:tcPr>
+          <w:p>
+            <w:pPr>
+              <w:pStyle w:val="--2"/>
+            </w:pPr>
+            <w:r>
+              <w:rPr>
+                <w:sz w:val="14"/>
+                <w:rFonts w:ascii="Arial" w:hAnsi="Arial"/>
+              </w:rPr>
+              <w:t xml:space="preserve">светильники (внешние поверхности)</w:t>
+            </w:r>
+          </w:p>
+        </w:tc>
+        <w:tc>
+          <w:tcPr>
+            <w:tcW w:w="1408" w:type="dxa"/>
+          </w:tcPr>
+          <w:p>
+            <w:pPr>
+              <w:pStyle w:val="--2"/>
+            </w:pPr>
+            <w:r>
+              <w:rPr>
+                <w:sz w:val="14"/>
+                <w:rFonts w:ascii="Arial" w:hAnsi="Arial"/>
+              </w:rPr>
+              <w:t xml:space="preserve">мойка</w:t>
+            </w:r>
+          </w:p>
+        </w:tc>
+        <w:tc>
+          <w:tcPr>
+            <w:tcW w:w="506" w:type="dxa"/>
+            <w:vMerge w:val="restart"/>
+            <w:tcMar>
+              <w:left w:w="0" w:type="dxa"/>
+              <w:right w:w="0" w:type="dxa"/>
+            </w:tcMar>
+            <w:textDirection w:val="btLr"/>
+            <w:vAlign w:val="center"/>
+          </w:tcPr>
+          <w:p>
+            <w:pPr>
+              <w:pStyle w:val="--3"/>
+            </w:pPr>
+            <w:r>
+              <w:rPr>
+                <w:sz w:val="14"/>
+                <w:rFonts w:ascii="Arial" w:hAnsi="Arial"/>
+              </w:rPr>
+              <w:t xml:space="preserve"/>
+            </w:r>
+          </w:p>
+        </w:tc>
+        <w:tc>
+          <w:tcPr>
+            <w:tcW w:w="1913" w:type="dxa"/>
+            <w:shd w:val="clear" w:color="auto" w:fill="99FF99"/>
+          </w:tcPr>
+          <w:p>
+            <w:pPr>
+              <w:pStyle w:val="-0"/>
+            </w:pPr>
+            <w:r>
+              <w:rPr>
+                <w:rFonts w:ascii="Arial" w:hAnsi="Arial"/>
+                <w:b/>
+                <w:sz w:val="14"/>
+              </w:rPr>
+              <w:t>ХИМИТЕК КУХМАСТЕР-ФОРТЕ для дозирующих систем</w:t>
+            </w:r>
+          </w:p>
+        </w:tc>
+        <w:tc>
+          <w:tcPr>
+            <w:tcW w:w="1520" w:type="dxa"/>
+          </w:tcPr>
+          <w:p>
+            <w:pPr>
+              <w:pStyle w:val="--2"/>
+            </w:pPr>
+            <w:r>
+              <w:rPr>
+                <w:sz w:val="14"/>
+                <w:rFonts w:ascii="Arial" w:hAnsi="Arial"/>
+              </w:rPr>
+              <w:t xml:space="preserve">ручной (протирание, обработка щёткой)</w:t>
+            </w:r>
+          </w:p>
+        </w:tc>
+        <w:tc>
+          <w:tcPr>
+            <w:tcW w:w="2025" w:type="dxa"/>
+          </w:tcPr>
+          <w:p>
+            <w:pPr>
+              <w:pStyle w:val="--3"/>
+            </w:pPr>
+            <w:r>
+              <w:rPr>
+                <w:rFonts w:ascii="Arial" w:hAnsi="Arial"/>
+                <w:sz w:val="14"/>
+              </w:rPr>
+              <w:t>2,0 % - 3,0 %</w:t>
+            </w:r>
+            <w:r>
+              <w:br/>
+            </w:r>
+            <w:r>
+              <w:rPr>
+                <w:rFonts w:ascii="Arial" w:hAnsi="Arial"/>
+                <w:sz w:val="14"/>
+              </w:rPr>
+              <w:t>дозирующая система ProMax</w:t>
+            </w:r>
+          </w:p>
+        </w:tc>
+        <w:tc>
+          <w:tcPr>
+            <w:tcW w:w="1183" w:type="dxa"/>
+          </w:tcPr>
+          <w:p>
+            <w:pPr>
+              <w:pStyle w:val="--3"/>
+            </w:pPr>
+            <w:r>
+              <w:rPr>
+                <w:sz w:val="14"/>
+                <w:rFonts w:ascii="Arial" w:hAnsi="Arial"/>
+              </w:rPr>
+              <w:t xml:space="preserve">не ниже 40°C</w:t>
+            </w:r>
+          </w:p>
+        </w:tc>
+        <w:tc>
+          <w:tcPr>
+            <w:tcW w:w="1126" w:type="dxa"/>
+          </w:tcPr>
+          <w:p>
+            <w:pPr>
+              <w:pStyle w:val="--3"/>
+            </w:pPr>
+            <w:r>
+              <w:rPr>
+                <w:sz w:val="14"/>
+                <w:rFonts w:ascii="Arial" w:hAnsi="Arial"/>
+              </w:rPr>
+              <w:t xml:space="preserve">___________</w:t>
+            </w:r>
+          </w:p>
+        </w:tc>
+        <w:tc>
+          <w:tcPr>
+            <w:tcW w:w="510" w:type="dxa"/>
+            <w:vMerge w:val="restart"/>
+            <w:noWrap/>
+            <w:tcMar>
+              <w:left w:w="0" w:type="dxa"/>
+              <w:right w:w="0" w:type="dxa"/>
+            </w:tcMar>
+            <w:textDirection w:val="btLr"/>
+            <w:tcFitText/>
+            <w:vAlign w:val="center"/>
+          </w:tcPr>
+          <w:p>
+            <w:pPr>
+              <w:pStyle w:val="--3"/>
+            </w:pPr>
+            <w:r>
+              <w:rPr>
+                <w:sz w:val="14"/>
+                <w:rFonts w:ascii="Arial" w:hAnsi="Arial"/>
+                <w:b/>
+              </w:rPr>
+              <w:t xml:space="preserve">промаркированный</w:t>
+            </w:r>
+          </w:p>
+        </w:tc>
+        <w:tc>
+          <w:tcPr>
+            <w:tcW w:w="958" w:type="dxa"/>
+            <w:vMerge w:val="restart"/>
+          </w:tcPr>
+          <w:p>
+            <w:pPr>
+              <w:pStyle w:val="--3"/>
+            </w:pPr>
+            <w:r>
+              <w:rPr>
+                <w:sz w:val="14"/>
+                <w:rFonts w:ascii="Arial" w:hAnsi="Arial"/>
+              </w:rPr>
+              <w:t xml:space="preserve">1 раз в месяц</w:t>
+            </w:r>
+          </w:p>
+        </w:tc>
+        <w:tc>
+          <w:tcPr>
+            <w:tcW w:w="1351" w:type="dxa"/>
+            <w:vMerge w:val="restart"/>
+          </w:tcPr>
+          <w:p>
+            <w:pPr>
+              <w:pStyle w:val="--2"/>
+            </w:pPr>
+            <w:r>
+              <w:rPr>
+                <w:sz w:val="14"/>
+                <w:rFonts w:ascii="Arial" w:hAnsi="Arial"/>
+              </w:rPr>
+              <w:t xml:space="preserve">уборщик служебных помещений</w:t>
+            </w:r>
+          </w:p>
+        </w:tc>
+        <w:tc>
+          <w:tcPr>
+            <w:tcW w:w="1688" w:type="dxa"/>
+            <w:vMerge w:val="restart"/>
+          </w:tcPr>
+          <w:p>
+            <w:pPr>
+              <w:pStyle w:val="--2"/>
+            </w:pPr>
+            <w:r>
+              <w:rPr>
+                <w:sz w:val="14"/>
+                <w:rFonts w:ascii="Arial" w:hAnsi="Arial"/>
+              </w:rPr>
+              <w:t xml:space="preserve">визуальный контроль/ сотрудник отдела качества</w:t>
+            </w:r>
+          </w:p>
+        </w:tc>
+      </w:tr>
+      <w:tr>
+        <w:tc>
+          <w:tcPr>
+            <w:tcW w:w="1688" w:type="dxa"/>
+            <w:vMerge/>
+          </w:tcPr>
+          <w:p/>
+        </w:tc>
+        <w:tc>
+          <w:tcPr>
+            <w:tcW w:w="1408" w:type="dxa"/>
+          </w:tcPr>
+          <w:p>
+            <w:pPr>
+              <w:pStyle w:val="--2"/>
+            </w:pPr>
+            <w:r>
+              <w:rPr>
+                <w:sz w:val="14"/>
+                <w:rFonts w:ascii="Arial" w:hAnsi="Arial"/>
+              </w:rPr>
+              <w:t xml:space="preserve">дезинфекция</w:t>
+            </w:r>
+          </w:p>
+        </w:tc>
+        <w:tc>
+          <w:tcPr>
+            <w:tcW w:w="506" w:type="dxa"/>
+            <w:vMerge/>
+            <w:tcMar>
+              <w:left w:w="0" w:type="dxa"/>
+              <w:right w:w="0" w:type="dxa"/>
+            </w:tcMar>
+            <w:textDirection w:val="btLr"/>
+            <w:vAlign w:val="center"/>
+          </w:tcPr>
+          <w:p/>
+        </w:tc>
+        <w:tc>
+          <w:tcPr>
+            <w:tcW w:w="1913" w:type="dxa"/>
+            <w:shd w:val="clear" w:color="auto" w:fill="FFFFCC"/>
+          </w:tcPr>
+          <w:p>
+            <w:pPr>
+              <w:pStyle w:val="-0"/>
+            </w:pPr>
+            <w:r>
+              <w:rPr>
+                <w:rFonts w:ascii="Arial" w:hAnsi="Arial"/>
+                <w:b/>
+                <w:sz w:val="14"/>
+              </w:rPr>
+              <w:t>ПОЛИДЕЗ</w:t>
+            </w:r>
+            <w:r>
+              <w:rPr>
+                <w:rFonts w:ascii="Arial" w:hAnsi="Arial"/>
+                <w:b/>
+                <w:sz w:val="14"/>
+                <w:vertAlign w:val="superscript"/>
+              </w:rPr>
+              <w:t>®</w:t>
+            </w:r>
+          </w:p>
+        </w:tc>
+        <w:tc>
+          <w:tcPr>
+            <w:tcW w:w="1520" w:type="dxa"/>
+          </w:tcPr>
+          <w:p>
+            <w:pPr>
+              <w:pStyle w:val="--2"/>
+            </w:pPr>
+            <w:r>
+              <w:rPr>
+                <w:sz w:val="14"/>
+                <w:rFonts w:ascii="Arial" w:hAnsi="Arial"/>
+              </w:rPr>
+              <w:t xml:space="preserve">ручной (протирание)</w:t>
+            </w:r>
+          </w:p>
+        </w:tc>
+        <w:tc>
+          <w:tcPr>
+            <w:tcW w:w="2025" w:type="dxa"/>
+          </w:tcPr>
+          <w:p>
+            <w:pPr>
+              <w:pStyle w:val="--3"/>
+            </w:pPr>
+            <w:r>
+              <w:rPr>
+                <w:rFonts w:ascii="Arial" w:hAnsi="Arial"/>
+                <w:sz w:val="14"/>
+              </w:rPr>
+              <w:t>0,5 %</w:t>
+            </w:r>
+            <w:r>
+              <w:br/>
+            </w:r>
+            <w:r>
+              <w:rPr>
+                <w:rFonts w:ascii="Arial" w:hAnsi="Arial"/>
+                <w:sz w:val="14"/>
+              </w:rPr>
+              <w:t>дозирующая система ProMax</w:t>
+            </w:r>
+          </w:p>
+        </w:tc>
+        <w:tc>
+          <w:tcPr>
+            <w:tcW w:w="1183" w:type="dxa"/>
+          </w:tcPr>
+          <w:p>
+            <w:pPr>
+              <w:pStyle w:val="--3"/>
+            </w:pPr>
+            <w:r>
+              <w:rPr>
+                <w:sz w:val="14"/>
+                <w:rFonts w:ascii="Arial" w:hAnsi="Arial"/>
+              </w:rPr>
+              <w:t xml:space="preserve">18-20°C</w:t>
+            </w:r>
+          </w:p>
+        </w:tc>
+        <w:tc>
+          <w:tcPr>
+            <w:tcW w:w="1126" w:type="dxa"/>
+          </w:tcPr>
+          <w:p>
+            <w:pPr>
+              <w:pStyle w:val="--3"/>
+            </w:pPr>
+            <w:r>
+              <w:rPr>
+                <w:sz w:val="14"/>
+                <w:rFonts w:ascii="Arial" w:hAnsi="Arial"/>
+              </w:rPr>
+              <w:t xml:space="preserve">30 минут</w:t>
+            </w:r>
+          </w:p>
+        </w:tc>
+        <w:tc>
+          <w:tcPr>
+            <w:tcW w:w="510" w:type="dxa"/>
+            <w:vMerge/>
+            <w:noWrap/>
+            <w:tcMar>
+              <w:left w:w="0" w:type="dxa"/>
+              <w:right w:w="0" w:type="dxa"/>
+            </w:tcMar>
+            <w:textDirection w:val="btLr"/>
+            <w:tcFitText/>
+            <w:vAlign w:val="center"/>
+          </w:tcPr>
+          <w:p/>
+        </w:tc>
+        <w:tc>
+          <w:tcPr>
+            <w:tcW w:w="958" w:type="dxa"/>
+            <w:vMerge/>
+          </w:tcPr>
+          <w:p/>
+        </w:tc>
+        <w:tc>
+          <w:tcPr>
+            <w:tcW w:w="1351" w:type="dxa"/>
+            <w:vMerge/>
+          </w:tcPr>
+          <w:p/>
+        </w:tc>
+        <w:tc>
+          <w:tcPr>
+            <w:tcW w:w="1688" w:type="dxa"/>
+            <w:vMerge/>
+          </w:tcPr>
+          <w:p/>
+        </w:tc>
+      </w:tr>
+      <w:tr>
+        <w:tc>
+          <w:tcPr>
             <w:tcW w:w="15876" w:type="dxa"/>
             <w:gridSpan w:val="12"/>
             <w:shd w:val="clear" w:color="auto" w:fill="D2D2D2"/>
@@ -871,35 +1291,6 @@
         </w:tc>
         <w:tc>
           <w:tcPr>
-            <w:tcW w:w="14188" w:type="dxa"/>
-            <w:gridSpan w:val="11"/>
-            <w:shd w:val="clear" w:color="auto" w:fill="D2D2D2"/>
-          </w:tcPr>
-          <w:p>
-            <w:pPr>
-              <w:pStyle w:val="--2"/>
-            </w:pPr>
-            <w:r>
-              <w:rPr>
-                <w:sz w:val="14"/>
-                <w:rFonts w:ascii="Arial" w:hAnsi="Arial"/>
-                <w:b/>
-              </w:rPr>
-              <w:t xml:space="preserve">Внешние поверхности</w:t>
-            </w:r>
-          </w:p>
-        </w:tc>
-      </w:tr>
-      <w:tr>
-        <w:tc>
-          <w:tcPr>
-            <w:tcW w:w="1688" w:type="dxa"/>
-            <w:vMerge/>
-          </w:tcPr>
-          <w:p/>
-        </w:tc>
-        <w:tc>
-          <w:tcPr>
             <w:tcW w:w="1408" w:type="dxa"/>
           </w:tcPr>
           <w:p>
@@ -918,6 +1309,7 @@
         <w:tc>
           <w:tcPr>
             <w:tcW w:w="506" w:type="dxa"/>
+            <w:vMerge w:val="restart"/>
             <w:tcMar>
               <w:left w:w="0" w:type="dxa"/>
               <w:right w:w="0" w:type="dxa"/>
@@ -1038,6 +1430,7 @@
         <w:tc>
           <w:tcPr>
             <w:tcW w:w="510" w:type="dxa"/>
+            <w:vMerge w:val="restart"/>
             <w:noWrap/>
             <w:tcMar>
               <w:left w:w="0" w:type="dxa"/>
@@ -1046,7 +1439,6 @@
             <w:textDirection w:val="btLr"/>
             <w:tcFitText/>
             <w:vAlign w:val="center"/>
-            <w:shd w:val="clear" w:color="auto" w:fill="#FFFF00"/>
           </w:tcPr>
           <w:p>
             <w:pPr>
@@ -1058,13 +1450,14 @@
                 <w:rFonts w:ascii="Arial" w:hAnsi="Arial"/>
                 <w:b/>
               </w:rPr>
-              <w:t xml:space="preserve">жёлтый</w:t>
+              <w:t xml:space="preserve">промаркированный</w:t>
             </w:r>
           </w:p>
         </w:tc>
         <w:tc>
           <w:tcPr>
             <w:tcW w:w="958" w:type="dxa"/>
+            <w:vMerge w:val="restart"/>
           </w:tcPr>
           <w:p>
             <w:pPr>
@@ -1082,6 +1475,7 @@
         <w:tc>
           <w:tcPr>
             <w:tcW w:w="1351" w:type="dxa"/>
+            <w:vMerge w:val="restart"/>
           </w:tcPr>
           <w:p>
             <w:pPr>
@@ -1099,6 +1493,7 @@
         <w:tc>
           <w:tcPr>
             <w:tcW w:w="1688" w:type="dxa"/>
+            <w:vMerge w:val="restart"/>
           </w:tcPr>
           <w:p>
             <w:pPr>
@@ -1124,35 +1519,6 @@
         </w:tc>
         <w:tc>
           <w:tcPr>
-            <w:tcW w:w="14188" w:type="dxa"/>
-            <w:gridSpan w:val="11"/>
-            <w:shd w:val="clear" w:color="auto" w:fill="D2D2D2"/>
-          </w:tcPr>
-          <w:p>
-            <w:pPr>
-              <w:pStyle w:val="--2"/>
-            </w:pPr>
-            <w:r>
-              <w:rPr>
-                <w:sz w:val="14"/>
-                <w:rFonts w:ascii="Arial" w:hAnsi="Arial"/>
-                <w:b/>
-              </w:rPr>
-              <w:t xml:space="preserve">Внутренние поверхности</w:t>
-            </w:r>
-          </w:p>
-        </w:tc>
-      </w:tr>
-      <w:tr>
-        <w:tc>
-          <w:tcPr>
-            <w:tcW w:w="1688" w:type="dxa"/>
-            <w:vMerge/>
-          </w:tcPr>
-          <w:p/>
-        </w:tc>
-        <w:tc>
-          <w:tcPr>
             <w:tcW w:w="1408" w:type="dxa"/>
           </w:tcPr>
           <w:p>
@@ -1164,13 +1530,14 @@
                 <w:sz w:val="14"/>
                 <w:rFonts w:ascii="Arial" w:hAnsi="Arial"/>
               </w:rPr>
-              <w:t xml:space="preserve">мойка</w:t>
+              <w:t xml:space="preserve">дезинфекция</w:t>
             </w:r>
           </w:p>
         </w:tc>
         <w:tc>
           <w:tcPr>
             <w:tcW w:w="506" w:type="dxa"/>
+            <w:vMerge/>
             <w:tcMar>
               <w:left w:w="0" w:type="dxa"/>
               <w:right w:w="0" w:type="dxa"/>
@@ -1178,23 +1545,12 @@
             <w:textDirection w:val="btLr"/>
             <w:vAlign w:val="center"/>
           </w:tcPr>
-          <w:p>
-            <w:pPr>
-              <w:pStyle w:val="--3"/>
-            </w:pPr>
-            <w:r>
-              <w:rPr>
-                <w:sz w:val="14"/>
-                <w:rFonts w:ascii="Arial" w:hAnsi="Arial"/>
-              </w:rPr>
-              <w:t xml:space="preserve"/>
-            </w:r>
-          </w:p>
+          <w:p/>
         </w:tc>
         <w:tc>
           <w:tcPr>
             <w:tcW w:w="1913" w:type="dxa"/>
-            <w:shd w:val="clear" w:color="auto" w:fill="FFCCCC"/>
+            <w:shd w:val="clear" w:color="auto" w:fill="FFFFCC"/>
           </w:tcPr>
           <w:p>
             <w:pPr>
@@ -1206,7 +1562,16 @@
                 <w:b/>
                 <w:sz w:val="14"/>
               </w:rPr>
-              <w:t>ХИМИТЕК ИЗУМРУД 500</w:t>
+              <w:t>ПОЛИДЕЗ</w:t>
+            </w:r>
+            <w:r>
+              <w:rPr>
+                <w:rFonts w:ascii="Arial" w:hAnsi="Arial"/>
+                <w:b/>
+                <w:sz w:val="14"/>
+                <w:vertAlign w:val="superscript"/>
+              </w:rPr>
+              <w:t>®</w:t>
             </w:r>
           </w:p>
         </w:tc>
@@ -1267,7 +1632,7 @@
                 <w:sz w:val="14"/>
                 <w:rFonts w:ascii="Arial" w:hAnsi="Arial"/>
               </w:rPr>
-              <w:t xml:space="preserve">40-50</w:t>
+              <w:t xml:space="preserve">18-80</w:t>
             </w:r>
           </w:p>
         </w:tc>
@@ -1291,6 +1656,7 @@
         <w:tc>
           <w:tcPr>
             <w:tcW w:w="510" w:type="dxa"/>
+            <w:vMerge/>
             <w:noWrap/>
             <w:tcMar>
               <w:left w:w="0" w:type="dxa"/>
@@ -1299,7 +1665,65 @@
             <w:textDirection w:val="btLr"/>
             <w:tcFitText/>
             <w:vAlign w:val="center"/>
-            <w:shd w:val="clear" w:color="auto" w:fill="#FFFF00"/>
+          </w:tcPr>
+          <w:p/>
+        </w:tc>
+        <w:tc>
+          <w:tcPr>
+            <w:tcW w:w="958" w:type="dxa"/>
+            <w:vMerge/>
+          </w:tcPr>
+          <w:p/>
+        </w:tc>
+        <w:tc>
+          <w:tcPr>
+            <w:tcW w:w="1351" w:type="dxa"/>
+            <w:vMerge/>
+          </w:tcPr>
+          <w:p/>
+        </w:tc>
+        <w:tc>
+          <w:tcPr>
+            <w:tcW w:w="1688" w:type="dxa"/>
+            <w:vMerge/>
+          </w:tcPr>
+          <w:p/>
+        </w:tc>
+      </w:tr>
+      <w:tr>
+        <w:tc>
+          <w:tcPr>
+            <w:tcW w:w="1688" w:type="dxa"/>
+            <w:vMerge/>
+          </w:tcPr>
+          <w:p/>
+        </w:tc>
+        <w:tc>
+          <w:tcPr>
+            <w:tcW w:w="1408" w:type="dxa"/>
+          </w:tcPr>
+          <w:p>
+            <w:pPr>
+              <w:pStyle w:val="--2"/>
+            </w:pPr>
+            <w:r>
+              <w:rPr>
+                <w:sz w:val="14"/>
+                <w:rFonts w:ascii="Arial" w:hAnsi="Arial"/>
+              </w:rPr>
+              <w:t xml:space="preserve">мойка</w:t>
+            </w:r>
+          </w:p>
+        </w:tc>
+        <w:tc>
+          <w:tcPr>
+            <w:tcW w:w="506" w:type="dxa"/>
+            <w:tcMar>
+              <w:left w:w="0" w:type="dxa"/>
+              <w:right w:w="0" w:type="dxa"/>
+            </w:tcMar>
+            <w:textDirection w:val="btLr"/>
+            <w:vAlign w:val="center"/>
           </w:tcPr>
           <w:p>
             <w:pPr>
@@ -1309,15 +1733,320 @@
               <w:rPr>
                 <w:sz w:val="14"/>
                 <w:rFonts w:ascii="Arial" w:hAnsi="Arial"/>
-                <w:b/>
               </w:rPr>
-              <w:t xml:space="preserve">жёлтый</w:t>
+              <w:t xml:space="preserve"/>
             </w:r>
           </w:p>
         </w:tc>
         <w:tc>
           <w:tcPr>
+            <w:tcW w:w="1913" w:type="dxa"/>
+            <w:shd w:val="clear" w:color="auto" w:fill="FFCCCC"/>
+          </w:tcPr>
+          <w:p>
+            <w:pPr>
+              <w:pStyle w:val="-0"/>
+            </w:pPr>
+            <w:r>
+              <w:rPr>
+                <w:rFonts w:ascii="Arial" w:hAnsi="Arial"/>
+                <w:b/>
+                <w:sz w:val="14"/>
+              </w:rPr>
+              <w:t>ХИМИТЕК ИЗУМРУД 500</w:t>
+            </w:r>
+          </w:p>
+        </w:tc>
+        <w:tc>
+          <w:tcPr>
+            <w:tcW w:w="1520" w:type="dxa"/>
+          </w:tcPr>
+          <w:p>
+            <w:pPr>
+              <w:pStyle w:val="--2"/>
+            </w:pPr>
+            <w:r>
+              <w:rPr>
+                <w:sz w:val="14"/>
+                <w:rFonts w:ascii="Arial" w:hAnsi="Arial"/>
+              </w:rPr>
+              <w:t xml:space="preserve">тряпка</w:t>
+            </w:r>
+          </w:p>
+        </w:tc>
+        <w:tc>
+          <w:tcPr>
+            <w:tcW w:w="2025" w:type="dxa"/>
+          </w:tcPr>
+          <w:p>
+            <w:pPr>
+              <w:pStyle w:val="--3"/>
+            </w:pPr>
+            <w:r>
+              <w:rPr>
+                <w:rFonts w:ascii="Arial" w:hAnsi="Arial"/>
+                <w:sz w:val="14"/>
+              </w:rPr>
+              <w:t>1%</w:t>
+            </w:r>
+            <w:r>
+              <w:br/>
+            </w:r>
+            <w:r>
+              <w:rPr>
+                <w:rFonts w:ascii="Arial" w:hAnsi="Arial"/>
+                <w:sz w:val="14"/>
+              </w:rPr>
+              <w:t>ручной</w:t>
+            </w:r>
+          </w:p>
+        </w:tc>
+        <w:tc>
+          <w:tcPr>
+            <w:tcW w:w="1183" w:type="dxa"/>
+          </w:tcPr>
+          <w:p>
+            <w:pPr>
+              <w:pStyle w:val="--3"/>
+            </w:pPr>
+            <w:r>
+              <w:rPr>
+                <w:sz w:val="14"/>
+                <w:rFonts w:ascii="Arial" w:hAnsi="Arial"/>
+              </w:rPr>
+              <w:t xml:space="preserve">30</w:t>
+            </w:r>
+          </w:p>
+        </w:tc>
+        <w:tc>
+          <w:tcPr>
+            <w:tcW w:w="1126" w:type="dxa"/>
+          </w:tcPr>
+          <w:p>
+            <w:pPr>
+              <w:pStyle w:val="--3"/>
+            </w:pPr>
+            <w:r>
+              <w:rPr>
+                <w:sz w:val="14"/>
+                <w:rFonts w:ascii="Arial" w:hAnsi="Arial"/>
+              </w:rPr>
+              <w:t xml:space="preserve">1 час</w:t>
+            </w:r>
+          </w:p>
+        </w:tc>
+        <w:tc>
+          <w:tcPr>
+            <w:tcW w:w="510" w:type="dxa"/>
+            <w:vMerge/>
+            <w:noWrap/>
+            <w:tcMar>
+              <w:left w:w="0" w:type="dxa"/>
+              <w:right w:w="0" w:type="dxa"/>
+            </w:tcMar>
+            <w:textDirection w:val="btLr"/>
+            <w:tcFitText/>
+            <w:vAlign w:val="center"/>
+          </w:tcPr>
+          <w:p/>
+        </w:tc>
+        <w:tc>
+          <w:tcPr>
             <w:tcW w:w="958" w:type="dxa"/>
+          </w:tcPr>
+          <w:p>
+            <w:pPr>
+              <w:pStyle w:val="--3"/>
+            </w:pPr>
+            <w:r>
+              <w:rPr>
+                <w:sz w:val="14"/>
+                <w:rFonts w:ascii="Arial" w:hAnsi="Arial"/>
+              </w:rPr>
+              <w:t xml:space="preserve">по мере необходимости</w:t>
+            </w:r>
+          </w:p>
+        </w:tc>
+        <w:tc>
+          <w:tcPr>
+            <w:tcW w:w="1351" w:type="dxa"/>
+            <w:vMerge/>
+          </w:tcPr>
+          <w:p/>
+        </w:tc>
+        <w:tc>
+          <w:tcPr>
+            <w:tcW w:w="1688" w:type="dxa"/>
+            <w:vMerge/>
+          </w:tcPr>
+          <w:p/>
+        </w:tc>
+      </w:tr>
+      <w:tr>
+        <w:tc>
+          <w:tcPr>
+            <w:tcW w:w="1688" w:type="dxa"/>
+            <w:vMerge/>
+          </w:tcPr>
+          <w:p/>
+        </w:tc>
+        <w:tc>
+          <w:tcPr>
+            <w:tcW w:w="1408" w:type="dxa"/>
+          </w:tcPr>
+          <w:p>
+            <w:pPr>
+              <w:pStyle w:val="--2"/>
+            </w:pPr>
+            <w:r>
+              <w:rPr>
+                <w:sz w:val="14"/>
+                <w:rFonts w:ascii="Arial" w:hAnsi="Arial"/>
+              </w:rPr>
+              <w:t xml:space="preserve">мойка</w:t>
+            </w:r>
+          </w:p>
+        </w:tc>
+        <w:tc>
+          <w:tcPr>
+            <w:tcW w:w="506" w:type="dxa"/>
+            <w:vMerge w:val="restart"/>
+            <w:tcMar>
+              <w:left w:w="0" w:type="dxa"/>
+              <w:right w:w="0" w:type="dxa"/>
+            </w:tcMar>
+            <w:textDirection w:val="btLr"/>
+            <w:vAlign w:val="center"/>
+          </w:tcPr>
+          <w:p>
+            <w:pPr>
+              <w:pStyle w:val="--3"/>
+            </w:pPr>
+            <w:r>
+              <w:rPr>
+                <w:sz w:val="14"/>
+                <w:rFonts w:ascii="Arial" w:hAnsi="Arial"/>
+              </w:rPr>
+              <w:t xml:space="preserve"/>
+            </w:r>
+          </w:p>
+        </w:tc>
+        <w:tc>
+          <w:tcPr>
+            <w:tcW w:w="1913" w:type="dxa"/>
+            <w:shd w:val="clear" w:color="auto" w:fill="99FF99"/>
+          </w:tcPr>
+          <w:p>
+            <w:pPr>
+              <w:pStyle w:val="-0"/>
+            </w:pPr>
+            <w:r>
+              <w:rPr>
+                <w:rFonts w:ascii="Arial" w:hAnsi="Arial"/>
+                <w:b/>
+                <w:sz w:val="14"/>
+              </w:rPr>
+              <w:t>ХИМИТЕК ИЗУМРУД 100</w:t>
+            </w:r>
+          </w:p>
+        </w:tc>
+        <w:tc>
+          <w:tcPr>
+            <w:tcW w:w="1520" w:type="dxa"/>
+          </w:tcPr>
+          <w:p>
+            <w:pPr>
+              <w:pStyle w:val="--2"/>
+            </w:pPr>
+            <w:r>
+              <w:rPr>
+                <w:sz w:val="14"/>
+                <w:rFonts w:ascii="Arial" w:hAnsi="Arial"/>
+              </w:rPr>
+              <w:t xml:space="preserve">тряпка</w:t>
+            </w:r>
+          </w:p>
+        </w:tc>
+        <w:tc>
+          <w:tcPr>
+            <w:tcW w:w="2025" w:type="dxa"/>
+          </w:tcPr>
+          <w:p>
+            <w:pPr>
+              <w:pStyle w:val="--3"/>
+            </w:pPr>
+            <w:r>
+              <w:rPr>
+                <w:rFonts w:ascii="Arial" w:hAnsi="Arial"/>
+                <w:sz w:val="14"/>
+              </w:rPr>
+              <w:t>100%</w:t>
+            </w:r>
+            <w:r>
+              <w:br/>
+            </w:r>
+            <w:r>
+              <w:rPr>
+                <w:rFonts w:ascii="Arial" w:hAnsi="Arial"/>
+                <w:sz w:val="14"/>
+              </w:rPr>
+              <w:t>ручной</w:t>
+            </w:r>
+          </w:p>
+        </w:tc>
+        <w:tc>
+          <w:tcPr>
+            <w:tcW w:w="1183" w:type="dxa"/>
+          </w:tcPr>
+          <w:p>
+            <w:pPr>
+              <w:pStyle w:val="--3"/>
+            </w:pPr>
+            <w:r>
+              <w:rPr>
+                <w:sz w:val="14"/>
+                <w:rFonts w:ascii="Arial" w:hAnsi="Arial"/>
+              </w:rPr>
+              <w:t xml:space="preserve">40-50</w:t>
+            </w:r>
+          </w:p>
+        </w:tc>
+        <w:tc>
+          <w:tcPr>
+            <w:tcW w:w="1126" w:type="dxa"/>
+          </w:tcPr>
+          <w:p>
+            <w:pPr>
+              <w:pStyle w:val="--3"/>
+            </w:pPr>
+            <w:r>
+              <w:rPr>
+                <w:sz w:val="14"/>
+                <w:rFonts w:ascii="Arial" w:hAnsi="Arial"/>
+              </w:rPr>
+              <w:t xml:space="preserve">___________</w:t>
+            </w:r>
+          </w:p>
+        </w:tc>
+        <w:tc>
+          <w:tcPr>
+            <w:tcW w:w="510" w:type="dxa"/>
+            <w:vMerge/>
+            <w:noWrap/>
+            <w:tcMar>
+              <w:left w:w="0" w:type="dxa"/>
+              <w:right w:w="0" w:type="dxa"/>
+            </w:tcMar>
+            <w:textDirection w:val="btLr"/>
+            <w:tcFitText/>
+            <w:vAlign w:val="center"/>
+          </w:tcPr>
+          <w:p/>
+        </w:tc>
+        <w:tc>
+          <w:tcPr>
+            <w:tcW w:w="958" w:type="dxa"/>
+            <w:vMerge w:val="restart"/>
           </w:tcPr>
           <w:p>
             <w:pPr>
@@ -1335,6 +2064,29 @@
         <w:tc>
           <w:tcPr>
             <w:tcW w:w="1351" w:type="dxa"/>
+            <w:vMerge/>
+          </w:tcPr>
+          <w:p/>
+        </w:tc>
+        <w:tc>
+          <w:tcPr>
+            <w:tcW w:w="1688" w:type="dxa"/>
+            <w:vMerge/>
+          </w:tcPr>
+          <w:p/>
+        </w:tc>
+      </w:tr>
+      <w:tr>
+        <w:tc>
+          <w:tcPr>
+            <w:tcW w:w="1688" w:type="dxa"/>
+            <w:vMerge/>
+          </w:tcPr>
+          <w:p/>
+        </w:tc>
+        <w:tc>
+          <w:tcPr>
+            <w:tcW w:w="1408" w:type="dxa"/>
           </w:tcPr>
           <w:p>
             <w:pPr>
@@ -1345,13 +2097,62 @@
                 <w:sz w:val="14"/>
                 <w:rFonts w:ascii="Arial" w:hAnsi="Arial"/>
               </w:rPr>
-              <w:t xml:space="preserve">сотрудник клининга</w:t>
+              <w:t xml:space="preserve">дезинфекция</w:t>
             </w:r>
           </w:p>
         </w:tc>
         <w:tc>
           <w:tcPr>
-            <w:tcW w:w="1688" w:type="dxa"/>
+            <w:tcW w:w="506" w:type="dxa"/>
+            <w:vMerge/>
+            <w:tcMar>
+              <w:left w:w="0" w:type="dxa"/>
+              <w:right w:w="0" w:type="dxa"/>
+            </w:tcMar>
+            <w:textDirection w:val="btLr"/>
+            <w:vAlign w:val="center"/>
+          </w:tcPr>
+          <w:p/>
+        </w:tc>
+        <w:tc>
+          <w:tcPr>
+            <w:tcW w:w="1913" w:type="dxa"/>
+            <w:shd w:val="clear" w:color="auto" w:fill="FFFFCC"/>
+          </w:tcPr>
+          <w:p>
+            <w:pPr>
+              <w:pStyle w:val="-0"/>
+            </w:pPr>
+            <w:r>
+              <w:rPr>
+                <w:rFonts w:ascii="Arial" w:hAnsi="Arial"/>
+                <w:b/>
+                <w:sz w:val="14"/>
+              </w:rPr>
+              <w:t>ХИМИТЕК ПОЛИДЕЗ</w:t>
+            </w:r>
+            <w:r>
+              <w:rPr>
+                <w:rFonts w:ascii="Arial" w:hAnsi="Arial"/>
+                <w:b/>
+                <w:sz w:val="14"/>
+                <w:vertAlign w:val="superscript"/>
+              </w:rPr>
+              <w:t>®</w:t>
+            </w:r>
+            <w:r>
+              <w:rPr>
+                <w:rFonts w:ascii="Arial" w:hAnsi="Arial"/>
+                <w:b/>
+                <w:sz w:val="14"/>
+              </w:rPr>
+              <w:t>-ЭКСПРЕСС</w:t>
+            </w:r>
+          </w:p>
+        </w:tc>
+        <w:tc>
+          <w:tcPr>
+            <w:tcW w:w="1520" w:type="dxa"/>
           </w:tcPr>
           <w:p>
             <w:pPr>
@@ -1362,9 +2163,106 @@
                 <w:sz w:val="14"/>
                 <w:rFonts w:ascii="Arial" w:hAnsi="Arial"/>
               </w:rPr>
-              <w:t xml:space="preserve">визуальный</w:t>
+              <w:t xml:space="preserve">тряпка</w:t>
             </w:r>
           </w:p>
+        </w:tc>
+        <w:tc>
+          <w:tcPr>
+            <w:tcW w:w="2025" w:type="dxa"/>
+          </w:tcPr>
+          <w:p>
+            <w:pPr>
+              <w:pStyle w:val="--3"/>
+            </w:pPr>
+            <w:r>
+              <w:rPr>
+                <w:rFonts w:ascii="Arial" w:hAnsi="Arial"/>
+                <w:sz w:val="14"/>
+              </w:rPr>
+              <w:t>100%</w:t>
+            </w:r>
+            <w:r>
+              <w:br/>
+            </w:r>
+            <w:r>
+              <w:rPr>
+                <w:rFonts w:ascii="Arial" w:hAnsi="Arial"/>
+                <w:sz w:val="14"/>
+              </w:rPr>
+              <w:t>без разведения</w:t>
+            </w:r>
+          </w:p>
+        </w:tc>
+        <w:tc>
+          <w:tcPr>
+            <w:tcW w:w="1183" w:type="dxa"/>
+          </w:tcPr>
+          <w:p>
+            <w:pPr>
+              <w:pStyle w:val="--3"/>
+            </w:pPr>
+            <w:r>
+              <w:rPr>
+                <w:sz w:val="14"/>
+                <w:rFonts w:ascii="Arial" w:hAnsi="Arial"/>
+              </w:rPr>
+              <w:t xml:space="preserve">18-20</w:t>
+            </w:r>
+          </w:p>
+        </w:tc>
+        <w:tc>
+          <w:tcPr>
+            <w:tcW w:w="1126" w:type="dxa"/>
+          </w:tcPr>
+          <w:p>
+            <w:pPr>
+              <w:pStyle w:val="--3"/>
+            </w:pPr>
+            <w:r>
+              <w:rPr>
+                <w:sz w:val="14"/>
+                <w:rFonts w:ascii="Arial" w:hAnsi="Arial"/>
+              </w:rPr>
+              <w:t xml:space="preserve">1 час</w:t>
+            </w:r>
+          </w:p>
+        </w:tc>
+        <w:tc>
+          <w:tcPr>
+            <w:tcW w:w="510" w:type="dxa"/>
+            <w:vMerge/>
+            <w:noWrap/>
+            <w:tcMar>
+              <w:left w:w="0" w:type="dxa"/>
+              <w:right w:w="0" w:type="dxa"/>
+            </w:tcMar>
+            <w:textDirection w:val="btLr"/>
+            <w:tcFitText/>
+            <w:vAlign w:val="center"/>
+          </w:tcPr>
+          <w:p/>
+        </w:tc>
+        <w:tc>
+          <w:tcPr>
+            <w:tcW w:w="958" w:type="dxa"/>
+            <w:vMerge/>
+          </w:tcPr>
+          <w:p/>
+        </w:tc>
+        <w:tc>
+          <w:tcPr>
+            <w:tcW w:w="1351" w:type="dxa"/>
+            <w:vMerge/>
+          </w:tcPr>
+          <w:p/>
+        </w:tc>
+        <w:tc>
+          <w:tcPr>
+            <w:tcW w:w="1688" w:type="dxa"/>
+            <w:vMerge/>
+          </w:tcPr>
+          <w:p/>
         </w:tc>
       </w:tr>
       <w:tr>
@@ -1546,149 +2444,6 @@
                 <w:rFonts w:ascii="Arial" w:hAnsi="Arial"/>
               </w:rPr>
               <w:t xml:space="preserve">потолок (окрашенный)</w:t>
-            </w:r>
-          </w:p>
-        </w:tc>
-        <w:tc>
-          <w:tcPr>
-            <w:tcW w:w="1408" w:type="dxa"/>
-          </w:tcPr>
-          <w:p>
-            <w:pPr>
-              <w:pStyle w:val="--2"/>
-            </w:pPr>
-          </w:p>
-        </w:tc>
-        <w:tc>
-          <w:tcPr>
-            <w:tcW w:w="506" w:type="dxa"/>
-            <w:tcMar>
-              <w:left w:w="0" w:type="dxa"/>
-              <w:right w:w="0" w:type="dxa"/>
-            </w:tcMar>
-            <w:textDirection w:val="btLr"/>
-            <w:vAlign w:val="center"/>
-          </w:tcPr>
-          <w:p>
-            <w:pPr>
-              <w:pStyle w:val="--3"/>
-            </w:pPr>
-          </w:p>
-        </w:tc>
-        <w:tc>
-          <w:tcPr>
-            <w:tcW w:w="1913" w:type="dxa"/>
-          </w:tcPr>
-          <w:p>
-            <w:pPr>
-              <w:pStyle w:val="-0"/>
-            </w:pPr>
-          </w:p>
-        </w:tc>
-        <w:tc>
-          <w:tcPr>
-            <w:tcW w:w="1520" w:type="dxa"/>
-          </w:tcPr>
-          <w:p>
-            <w:pPr>
-              <w:pStyle w:val="--2"/>
-            </w:pPr>
-          </w:p>
-        </w:tc>
-        <w:tc>
-          <w:tcPr>
-            <w:tcW w:w="2025" w:type="dxa"/>
-          </w:tcPr>
-          <w:p>
-            <w:pPr>
-              <w:pStyle w:val="--3"/>
-            </w:pPr>
-          </w:p>
-        </w:tc>
-        <w:tc>
-          <w:tcPr>
-            <w:tcW w:w="1183" w:type="dxa"/>
-          </w:tcPr>
-          <w:p>
-            <w:pPr>
-              <w:pStyle w:val="--3"/>
-            </w:pPr>
-          </w:p>
-        </w:tc>
-        <w:tc>
-          <w:tcPr>
-            <w:tcW w:w="1126" w:type="dxa"/>
-          </w:tcPr>
-          <w:p>
-            <w:pPr>
-              <w:pStyle w:val="--3"/>
-            </w:pPr>
-          </w:p>
-        </w:tc>
-        <w:tc>
-          <w:tcPr>
-            <w:tcW w:w="510" w:type="dxa"/>
-            <w:noWrap/>
-            <w:tcMar>
-              <w:left w:w="0" w:type="dxa"/>
-              <w:right w:w="0" w:type="dxa"/>
-            </w:tcMar>
-            <w:textDirection w:val="btLr"/>
-            <w:tcFitText/>
-            <w:vAlign w:val="center"/>
-          </w:tcPr>
-          <w:p>
-            <w:pPr>
-              <w:pStyle w:val="--3"/>
-            </w:pPr>
-          </w:p>
-        </w:tc>
-        <w:tc>
-          <w:tcPr>
-            <w:tcW w:w="958" w:type="dxa"/>
-          </w:tcPr>
-          <w:p>
-            <w:pPr>
-              <w:pStyle w:val="--3"/>
-            </w:pPr>
-          </w:p>
-        </w:tc>
-        <w:tc>
-          <w:tcPr>
-            <w:tcW w:w="1351" w:type="dxa"/>
-          </w:tcPr>
-          <w:p>
-            <w:pPr>
-              <w:pStyle w:val="--2"/>
-            </w:pPr>
-          </w:p>
-        </w:tc>
-        <w:tc>
-          <w:tcPr>
-            <w:tcW w:w="1688" w:type="dxa"/>
-          </w:tcPr>
-          <w:p>
-            <w:pPr>
-              <w:pStyle w:val="--2"/>
-            </w:pPr>
-          </w:p>
-        </w:tc>
-      </w:tr>
-      <w:tr>
-        <w:tc>
-          <w:tcPr>
-            <w:tcW w:w="1688" w:type="dxa"/>
-          </w:tcPr>
-          <w:p>
-            <w:pPr>
-              <w:pStyle w:val="--2"/>
-            </w:pPr>
-            <w:r>
-              <w:rPr>
-                <w:sz w:val="14"/>
-                <w:rFonts w:ascii="Arial" w:hAnsi="Arial"/>
-              </w:rPr>
-              <w:t xml:space="preserve">светильники (внешние поверхности)</w:t>
             </w:r>
           </w:p>
         </w:tc>

--- a/tech_cards/Туалет_tech_card.docx
+++ b/tech_cards/Туалет_tech_card.docx
@@ -1589,6 +1589,370 @@
                 <w:rFonts w:ascii="Arial" w:hAnsi="Arial"/>
               </w:rPr>
               <w:t xml:space="preserve">тряпка</w:t>
+            </w:r>
+          </w:p>
+        </w:tc>
+        <w:tc>
+          <w:tcPr>
+            <w:tcW w:w="2025" w:type="dxa"/>
+          </w:tcPr>
+          <w:p>
+            <w:pPr>
+              <w:pStyle w:val="--3"/>
+            </w:pPr>
+            <w:r>
+              <w:rPr>
+                <w:rFonts w:ascii="Arial" w:hAnsi="Arial"/>
+                <w:sz w:val="14"/>
+              </w:rPr>
+              <w:t>1%</w:t>
+            </w:r>
+            <w:r>
+              <w:br/>
+            </w:r>
+            <w:r>
+              <w:rPr>
+                <w:rFonts w:ascii="Arial" w:hAnsi="Arial"/>
+                <w:sz w:val="14"/>
+              </w:rPr>
+              <w:t>ручной</w:t>
+            </w:r>
+          </w:p>
+        </w:tc>
+        <w:tc>
+          <w:tcPr>
+            <w:tcW w:w="1183" w:type="dxa"/>
+          </w:tcPr>
+          <w:p>
+            <w:pPr>
+              <w:pStyle w:val="--3"/>
+            </w:pPr>
+            <w:r>
+              <w:rPr>
+                <w:sz w:val="14"/>
+                <w:rFonts w:ascii="Arial" w:hAnsi="Arial"/>
+              </w:rPr>
+              <w:t xml:space="preserve">18-80</w:t>
+            </w:r>
+          </w:p>
+        </w:tc>
+        <w:tc>
+          <w:tcPr>
+            <w:tcW w:w="1126" w:type="dxa"/>
+          </w:tcPr>
+          <w:p>
+            <w:pPr>
+              <w:pStyle w:val="--3"/>
+            </w:pPr>
+            <w:r>
+              <w:rPr>
+                <w:sz w:val="14"/>
+                <w:rFonts w:ascii="Arial" w:hAnsi="Arial"/>
+              </w:rPr>
+              <w:t xml:space="preserve">1 час</w:t>
+            </w:r>
+          </w:p>
+        </w:tc>
+        <w:tc>
+          <w:tcPr>
+            <w:tcW w:w="510" w:type="dxa"/>
+            <w:vMerge/>
+            <w:noWrap/>
+            <w:tcMar>
+              <w:left w:w="0" w:type="dxa"/>
+              <w:right w:w="0" w:type="dxa"/>
+            </w:tcMar>
+            <w:textDirection w:val="btLr"/>
+            <w:tcFitText/>
+            <w:vAlign w:val="center"/>
+          </w:tcPr>
+          <w:p/>
+        </w:tc>
+        <w:tc>
+          <w:tcPr>
+            <w:tcW w:w="958" w:type="dxa"/>
+            <w:vMerge/>
+          </w:tcPr>
+          <w:p/>
+        </w:tc>
+        <w:tc>
+          <w:tcPr>
+            <w:tcW w:w="1351" w:type="dxa"/>
+            <w:vMerge/>
+          </w:tcPr>
+          <w:p/>
+        </w:tc>
+        <w:tc>
+          <w:tcPr>
+            <w:tcW w:w="1688" w:type="dxa"/>
+            <w:vMerge/>
+          </w:tcPr>
+          <w:p/>
+        </w:tc>
+      </w:tr>
+      <w:tr>
+        <w:tc>
+          <w:tcPr>
+            <w:tcW w:w="1688" w:type="dxa"/>
+            <w:vMerge/>
+          </w:tcPr>
+          <w:p/>
+        </w:tc>
+        <w:tc>
+          <w:tcPr>
+            <w:tcW w:w="1408" w:type="dxa"/>
+          </w:tcPr>
+          <w:p>
+            <w:pPr>
+              <w:pStyle w:val="--2"/>
+            </w:pPr>
+            <w:r>
+              <w:rPr>
+                <w:sz w:val="14"/>
+                <w:rFonts w:ascii="Arial" w:hAnsi="Arial"/>
+              </w:rPr>
+              <w:t xml:space="preserve">мойка</w:t>
+            </w:r>
+          </w:p>
+        </w:tc>
+        <w:tc>
+          <w:tcPr>
+            <w:tcW w:w="506" w:type="dxa"/>
+            <w:vMerge w:val="restart"/>
+            <w:tcMar>
+              <w:left w:w="0" w:type="dxa"/>
+              <w:right w:w="0" w:type="dxa"/>
+            </w:tcMar>
+            <w:textDirection w:val="btLr"/>
+            <w:vAlign w:val="center"/>
+          </w:tcPr>
+          <w:p>
+            <w:pPr>
+              <w:pStyle w:val="--3"/>
+            </w:pPr>
+            <w:r>
+              <w:rPr>
+                <w:sz w:val="14"/>
+                <w:rFonts w:ascii="Arial" w:hAnsi="Arial"/>
+              </w:rPr>
+              <w:t xml:space="preserve"/>
+            </w:r>
+          </w:p>
+        </w:tc>
+        <w:tc>
+          <w:tcPr>
+            <w:tcW w:w="1913" w:type="dxa"/>
+            <w:shd w:val="clear" w:color="auto" w:fill="FFCCCC"/>
+          </w:tcPr>
+          <w:p>
+            <w:pPr>
+              <w:pStyle w:val="-0"/>
+            </w:pPr>
+            <w:r>
+              <w:rPr>
+                <w:rFonts w:ascii="Arial" w:hAnsi="Arial"/>
+                <w:b/>
+                <w:sz w:val="14"/>
+              </w:rPr>
+              <w:t>ХИМИТЕК ИНТЕРЬЕР</w:t>
+            </w:r>
+          </w:p>
+        </w:tc>
+        <w:tc>
+          <w:tcPr>
+            <w:tcW w:w="1520" w:type="dxa"/>
+          </w:tcPr>
+          <w:p>
+            <w:pPr>
+              <w:pStyle w:val="--2"/>
+            </w:pPr>
+            <w:r>
+              <w:rPr>
+                <w:sz w:val="14"/>
+                <w:rFonts w:ascii="Arial" w:hAnsi="Arial"/>
+              </w:rPr>
+              <w:t xml:space="preserve">моп</w:t>
+            </w:r>
+          </w:p>
+        </w:tc>
+        <w:tc>
+          <w:tcPr>
+            <w:tcW w:w="2025" w:type="dxa"/>
+          </w:tcPr>
+          <w:p>
+            <w:pPr>
+              <w:pStyle w:val="--3"/>
+            </w:pPr>
+            <w:r>
+              <w:rPr>
+                <w:rFonts w:ascii="Arial" w:hAnsi="Arial"/>
+                <w:sz w:val="14"/>
+              </w:rPr>
+              <w:t>1%</w:t>
+            </w:r>
+            <w:r>
+              <w:br/>
+            </w:r>
+            <w:r>
+              <w:rPr>
+                <w:rFonts w:ascii="Arial" w:hAnsi="Arial"/>
+                <w:sz w:val="14"/>
+              </w:rPr>
+              <w:t>ручной</w:t>
+            </w:r>
+          </w:p>
+        </w:tc>
+        <w:tc>
+          <w:tcPr>
+            <w:tcW w:w="1183" w:type="dxa"/>
+          </w:tcPr>
+          <w:p>
+            <w:pPr>
+              <w:pStyle w:val="--3"/>
+            </w:pPr>
+            <w:r>
+              <w:rPr>
+                <w:sz w:val="14"/>
+                <w:rFonts w:ascii="Arial" w:hAnsi="Arial"/>
+              </w:rPr>
+              <w:t xml:space="preserve">40-50</w:t>
+            </w:r>
+          </w:p>
+        </w:tc>
+        <w:tc>
+          <w:tcPr>
+            <w:tcW w:w="1126" w:type="dxa"/>
+          </w:tcPr>
+          <w:p>
+            <w:pPr>
+              <w:pStyle w:val="--3"/>
+            </w:pPr>
+            <w:r>
+              <w:rPr>
+                <w:sz w:val="14"/>
+                <w:rFonts w:ascii="Arial" w:hAnsi="Arial"/>
+              </w:rPr>
+              <w:t xml:space="preserve">1 час</w:t>
+            </w:r>
+          </w:p>
+        </w:tc>
+        <w:tc>
+          <w:tcPr>
+            <w:tcW w:w="510" w:type="dxa"/>
+            <w:vMerge/>
+            <w:noWrap/>
+            <w:tcMar>
+              <w:left w:w="0" w:type="dxa"/>
+              <w:right w:w="0" w:type="dxa"/>
+            </w:tcMar>
+            <w:textDirection w:val="btLr"/>
+            <w:tcFitText/>
+            <w:vAlign w:val="center"/>
+          </w:tcPr>
+          <w:p/>
+        </w:tc>
+        <w:tc>
+          <w:tcPr>
+            <w:tcW w:w="958" w:type="dxa"/>
+            <w:vMerge/>
+          </w:tcPr>
+          <w:p/>
+        </w:tc>
+        <w:tc>
+          <w:tcPr>
+            <w:tcW w:w="1351" w:type="dxa"/>
+            <w:vMerge/>
+          </w:tcPr>
+          <w:p/>
+        </w:tc>
+        <w:tc>
+          <w:tcPr>
+            <w:tcW w:w="1688" w:type="dxa"/>
+            <w:vMerge/>
+          </w:tcPr>
+          <w:p/>
+        </w:tc>
+      </w:tr>
+      <w:tr>
+        <w:tc>
+          <w:tcPr>
+            <w:tcW w:w="1688" w:type="dxa"/>
+            <w:vMerge/>
+          </w:tcPr>
+          <w:p/>
+        </w:tc>
+        <w:tc>
+          <w:tcPr>
+            <w:tcW w:w="1408" w:type="dxa"/>
+          </w:tcPr>
+          <w:p>
+            <w:pPr>
+              <w:pStyle w:val="--2"/>
+            </w:pPr>
+            <w:r>
+              <w:rPr>
+                <w:sz w:val="14"/>
+                <w:rFonts w:ascii="Arial" w:hAnsi="Arial"/>
+              </w:rPr>
+              <w:t xml:space="preserve">дезинфекция</w:t>
+            </w:r>
+          </w:p>
+        </w:tc>
+        <w:tc>
+          <w:tcPr>
+            <w:tcW w:w="506" w:type="dxa"/>
+            <w:vMerge/>
+            <w:tcMar>
+              <w:left w:w="0" w:type="dxa"/>
+              <w:right w:w="0" w:type="dxa"/>
+            </w:tcMar>
+            <w:textDirection w:val="btLr"/>
+            <w:vAlign w:val="center"/>
+          </w:tcPr>
+          <w:p/>
+        </w:tc>
+        <w:tc>
+          <w:tcPr>
+            <w:tcW w:w="1913" w:type="dxa"/>
+            <w:shd w:val="clear" w:color="auto" w:fill="FFFFCC"/>
+          </w:tcPr>
+          <w:p>
+            <w:pPr>
+              <w:pStyle w:val="-0"/>
+            </w:pPr>
+            <w:r>
+              <w:rPr>
+                <w:rFonts w:ascii="Arial" w:hAnsi="Arial"/>
+                <w:b/>
+                <w:sz w:val="14"/>
+              </w:rPr>
+              <w:t>ПОЛИДЕЗ</w:t>
+            </w:r>
+            <w:r>
+              <w:rPr>
+                <w:rFonts w:ascii="Arial" w:hAnsi="Arial"/>
+                <w:b/>
+                <w:sz w:val="14"/>
+                <w:vertAlign w:val="superscript"/>
+              </w:rPr>
+              <w:t>®</w:t>
+            </w:r>
+          </w:p>
+        </w:tc>
+        <w:tc>
+          <w:tcPr>
+            <w:tcW w:w="1520" w:type="dxa"/>
+          </w:tcPr>
+          <w:p>
+            <w:pPr>
+              <w:pStyle w:val="--2"/>
+            </w:pPr>
+            <w:r>
+              <w:rPr>
+                <w:sz w:val="14"/>
+                <w:rFonts w:ascii="Arial" w:hAnsi="Arial"/>
+              </w:rPr>
+              <w:t xml:space="preserve">моп</w:t>
             </w:r>
           </w:p>
         </w:tc>

--- a/tech_cards/Туалет_tech_card.docx
+++ b/tech_cards/Туалет_tech_card.docx
@@ -1693,945 +1693,6 @@
       <w:tr>
         <w:tc>
           <w:tcPr>
-            <w:tcW w:w="1688" w:type="dxa"/>
-            <w:vMerge/>
-          </w:tcPr>
-          <w:p/>
-        </w:tc>
-        <w:tc>
-          <w:tcPr>
-            <w:tcW w:w="1408" w:type="dxa"/>
-          </w:tcPr>
-          <w:p>
-            <w:pPr>
-              <w:pStyle w:val="--2"/>
-            </w:pPr>
-            <w:r>
-              <w:rPr>
-                <w:sz w:val="14"/>
-                <w:rFonts w:ascii="Arial" w:hAnsi="Arial"/>
-              </w:rPr>
-              <w:t xml:space="preserve">мойка</w:t>
-            </w:r>
-          </w:p>
-        </w:tc>
-        <w:tc>
-          <w:tcPr>
-            <w:tcW w:w="506" w:type="dxa"/>
-            <w:vMerge w:val="restart"/>
-            <w:tcMar>
-              <w:left w:w="0" w:type="dxa"/>
-              <w:right w:w="0" w:type="dxa"/>
-            </w:tcMar>
-            <w:textDirection w:val="btLr"/>
-            <w:vAlign w:val="center"/>
-          </w:tcPr>
-          <w:p>
-            <w:pPr>
-              <w:pStyle w:val="--3"/>
-            </w:pPr>
-            <w:r>
-              <w:rPr>
-                <w:sz w:val="14"/>
-                <w:rFonts w:ascii="Arial" w:hAnsi="Arial"/>
-              </w:rPr>
-              <w:t xml:space="preserve"/>
-            </w:r>
-          </w:p>
-        </w:tc>
-        <w:tc>
-          <w:tcPr>
-            <w:tcW w:w="1913" w:type="dxa"/>
-            <w:shd w:val="clear" w:color="auto" w:fill="FFCCCC"/>
-          </w:tcPr>
-          <w:p>
-            <w:pPr>
-              <w:pStyle w:val="-0"/>
-            </w:pPr>
-            <w:r>
-              <w:rPr>
-                <w:rFonts w:ascii="Arial" w:hAnsi="Arial"/>
-                <w:b/>
-                <w:sz w:val="14"/>
-              </w:rPr>
-              <w:t>ХИМИТЕК ИНТЕРЬЕР</w:t>
-            </w:r>
-          </w:p>
-        </w:tc>
-        <w:tc>
-          <w:tcPr>
-            <w:tcW w:w="1520" w:type="dxa"/>
-          </w:tcPr>
-          <w:p>
-            <w:pPr>
-              <w:pStyle w:val="--2"/>
-            </w:pPr>
-            <w:r>
-              <w:rPr>
-                <w:sz w:val="14"/>
-                <w:rFonts w:ascii="Arial" w:hAnsi="Arial"/>
-              </w:rPr>
-              <w:t xml:space="preserve">моп</w:t>
-            </w:r>
-          </w:p>
-        </w:tc>
-        <w:tc>
-          <w:tcPr>
-            <w:tcW w:w="2025" w:type="dxa"/>
-          </w:tcPr>
-          <w:p>
-            <w:pPr>
-              <w:pStyle w:val="--3"/>
-            </w:pPr>
-            <w:r>
-              <w:rPr>
-                <w:rFonts w:ascii="Arial" w:hAnsi="Arial"/>
-                <w:sz w:val="14"/>
-              </w:rPr>
-              <w:t>1%</w:t>
-            </w:r>
-            <w:r>
-              <w:br/>
-            </w:r>
-            <w:r>
-              <w:rPr>
-                <w:rFonts w:ascii="Arial" w:hAnsi="Arial"/>
-                <w:sz w:val="14"/>
-              </w:rPr>
-              <w:t>ручной</w:t>
-            </w:r>
-          </w:p>
-        </w:tc>
-        <w:tc>
-          <w:tcPr>
-            <w:tcW w:w="1183" w:type="dxa"/>
-          </w:tcPr>
-          <w:p>
-            <w:pPr>
-              <w:pStyle w:val="--3"/>
-            </w:pPr>
-            <w:r>
-              <w:rPr>
-                <w:sz w:val="14"/>
-                <w:rFonts w:ascii="Arial" w:hAnsi="Arial"/>
-              </w:rPr>
-              <w:t xml:space="preserve">40-50</w:t>
-            </w:r>
-          </w:p>
-        </w:tc>
-        <w:tc>
-          <w:tcPr>
-            <w:tcW w:w="1126" w:type="dxa"/>
-          </w:tcPr>
-          <w:p>
-            <w:pPr>
-              <w:pStyle w:val="--3"/>
-            </w:pPr>
-            <w:r>
-              <w:rPr>
-                <w:sz w:val="14"/>
-                <w:rFonts w:ascii="Arial" w:hAnsi="Arial"/>
-              </w:rPr>
-              <w:t xml:space="preserve">1 час</w:t>
-            </w:r>
-          </w:p>
-        </w:tc>
-        <w:tc>
-          <w:tcPr>
-            <w:tcW w:w="510" w:type="dxa"/>
-            <w:vMerge/>
-            <w:noWrap/>
-            <w:tcMar>
-              <w:left w:w="0" w:type="dxa"/>
-              <w:right w:w="0" w:type="dxa"/>
-            </w:tcMar>
-            <w:textDirection w:val="btLr"/>
-            <w:tcFitText/>
-            <w:vAlign w:val="center"/>
-          </w:tcPr>
-          <w:p/>
-        </w:tc>
-        <w:tc>
-          <w:tcPr>
-            <w:tcW w:w="958" w:type="dxa"/>
-            <w:vMerge/>
-          </w:tcPr>
-          <w:p/>
-        </w:tc>
-        <w:tc>
-          <w:tcPr>
-            <w:tcW w:w="1351" w:type="dxa"/>
-            <w:vMerge/>
-          </w:tcPr>
-          <w:p/>
-        </w:tc>
-        <w:tc>
-          <w:tcPr>
-            <w:tcW w:w="1688" w:type="dxa"/>
-            <w:vMerge/>
-          </w:tcPr>
-          <w:p/>
-        </w:tc>
-      </w:tr>
-      <w:tr>
-        <w:tc>
-          <w:tcPr>
-            <w:tcW w:w="1688" w:type="dxa"/>
-            <w:vMerge/>
-          </w:tcPr>
-          <w:p/>
-        </w:tc>
-        <w:tc>
-          <w:tcPr>
-            <w:tcW w:w="1408" w:type="dxa"/>
-          </w:tcPr>
-          <w:p>
-            <w:pPr>
-              <w:pStyle w:val="--2"/>
-            </w:pPr>
-            <w:r>
-              <w:rPr>
-                <w:sz w:val="14"/>
-                <w:rFonts w:ascii="Arial" w:hAnsi="Arial"/>
-              </w:rPr>
-              <w:t xml:space="preserve">дезинфекция</w:t>
-            </w:r>
-          </w:p>
-        </w:tc>
-        <w:tc>
-          <w:tcPr>
-            <w:tcW w:w="506" w:type="dxa"/>
-            <w:vMerge/>
-            <w:tcMar>
-              <w:left w:w="0" w:type="dxa"/>
-              <w:right w:w="0" w:type="dxa"/>
-            </w:tcMar>
-            <w:textDirection w:val="btLr"/>
-            <w:vAlign w:val="center"/>
-          </w:tcPr>
-          <w:p/>
-        </w:tc>
-        <w:tc>
-          <w:tcPr>
-            <w:tcW w:w="1913" w:type="dxa"/>
-            <w:shd w:val="clear" w:color="auto" w:fill="FFFFCC"/>
-          </w:tcPr>
-          <w:p>
-            <w:pPr>
-              <w:pStyle w:val="-0"/>
-            </w:pPr>
-            <w:r>
-              <w:rPr>
-                <w:rFonts w:ascii="Arial" w:hAnsi="Arial"/>
-                <w:b/>
-                <w:sz w:val="14"/>
-              </w:rPr>
-              <w:t>ПОЛИДЕЗ</w:t>
-            </w:r>
-            <w:r>
-              <w:rPr>
-                <w:rFonts w:ascii="Arial" w:hAnsi="Arial"/>
-                <w:b/>
-                <w:sz w:val="14"/>
-                <w:vertAlign w:val="superscript"/>
-              </w:rPr>
-              <w:t>®</w:t>
-            </w:r>
-          </w:p>
-        </w:tc>
-        <w:tc>
-          <w:tcPr>
-            <w:tcW w:w="1520" w:type="dxa"/>
-          </w:tcPr>
-          <w:p>
-            <w:pPr>
-              <w:pStyle w:val="--2"/>
-            </w:pPr>
-            <w:r>
-              <w:rPr>
-                <w:sz w:val="14"/>
-                <w:rFonts w:ascii="Arial" w:hAnsi="Arial"/>
-              </w:rPr>
-              <w:t xml:space="preserve">моп</w:t>
-            </w:r>
-          </w:p>
-        </w:tc>
-        <w:tc>
-          <w:tcPr>
-            <w:tcW w:w="2025" w:type="dxa"/>
-          </w:tcPr>
-          <w:p>
-            <w:pPr>
-              <w:pStyle w:val="--3"/>
-            </w:pPr>
-            <w:r>
-              <w:rPr>
-                <w:rFonts w:ascii="Arial" w:hAnsi="Arial"/>
-                <w:sz w:val="14"/>
-              </w:rPr>
-              <w:t>1%</w:t>
-            </w:r>
-            <w:r>
-              <w:br/>
-            </w:r>
-            <w:r>
-              <w:rPr>
-                <w:rFonts w:ascii="Arial" w:hAnsi="Arial"/>
-                <w:sz w:val="14"/>
-              </w:rPr>
-              <w:t>ручной</w:t>
-            </w:r>
-          </w:p>
-        </w:tc>
-        <w:tc>
-          <w:tcPr>
-            <w:tcW w:w="1183" w:type="dxa"/>
-          </w:tcPr>
-          <w:p>
-            <w:pPr>
-              <w:pStyle w:val="--3"/>
-            </w:pPr>
-            <w:r>
-              <w:rPr>
-                <w:sz w:val="14"/>
-                <w:rFonts w:ascii="Arial" w:hAnsi="Arial"/>
-              </w:rPr>
-              <w:t xml:space="preserve">18-80</w:t>
-            </w:r>
-          </w:p>
-        </w:tc>
-        <w:tc>
-          <w:tcPr>
-            <w:tcW w:w="1126" w:type="dxa"/>
-          </w:tcPr>
-          <w:p>
-            <w:pPr>
-              <w:pStyle w:val="--3"/>
-            </w:pPr>
-            <w:r>
-              <w:rPr>
-                <w:sz w:val="14"/>
-                <w:rFonts w:ascii="Arial" w:hAnsi="Arial"/>
-              </w:rPr>
-              <w:t xml:space="preserve">1 час</w:t>
-            </w:r>
-          </w:p>
-        </w:tc>
-        <w:tc>
-          <w:tcPr>
-            <w:tcW w:w="510" w:type="dxa"/>
-            <w:vMerge/>
-            <w:noWrap/>
-            <w:tcMar>
-              <w:left w:w="0" w:type="dxa"/>
-              <w:right w:w="0" w:type="dxa"/>
-            </w:tcMar>
-            <w:textDirection w:val="btLr"/>
-            <w:tcFitText/>
-            <w:vAlign w:val="center"/>
-          </w:tcPr>
-          <w:p/>
-        </w:tc>
-        <w:tc>
-          <w:tcPr>
-            <w:tcW w:w="958" w:type="dxa"/>
-            <w:vMerge/>
-          </w:tcPr>
-          <w:p/>
-        </w:tc>
-        <w:tc>
-          <w:tcPr>
-            <w:tcW w:w="1351" w:type="dxa"/>
-            <w:vMerge/>
-          </w:tcPr>
-          <w:p/>
-        </w:tc>
-        <w:tc>
-          <w:tcPr>
-            <w:tcW w:w="1688" w:type="dxa"/>
-            <w:vMerge/>
-          </w:tcPr>
-          <w:p/>
-        </w:tc>
-      </w:tr>
-      <w:tr>
-        <w:tc>
-          <w:tcPr>
-            <w:tcW w:w="1688" w:type="dxa"/>
-            <w:vMerge/>
-          </w:tcPr>
-          <w:p/>
-        </w:tc>
-        <w:tc>
-          <w:tcPr>
-            <w:tcW w:w="1408" w:type="dxa"/>
-          </w:tcPr>
-          <w:p>
-            <w:pPr>
-              <w:pStyle w:val="--2"/>
-            </w:pPr>
-            <w:r>
-              <w:rPr>
-                <w:sz w:val="14"/>
-                <w:rFonts w:ascii="Arial" w:hAnsi="Arial"/>
-              </w:rPr>
-              <w:t xml:space="preserve">мойка</w:t>
-            </w:r>
-          </w:p>
-        </w:tc>
-        <w:tc>
-          <w:tcPr>
-            <w:tcW w:w="506" w:type="dxa"/>
-            <w:tcMar>
-              <w:left w:w="0" w:type="dxa"/>
-              <w:right w:w="0" w:type="dxa"/>
-            </w:tcMar>
-            <w:textDirection w:val="btLr"/>
-            <w:vAlign w:val="center"/>
-          </w:tcPr>
-          <w:p>
-            <w:pPr>
-              <w:pStyle w:val="--3"/>
-            </w:pPr>
-            <w:r>
-              <w:rPr>
-                <w:sz w:val="14"/>
-                <w:rFonts w:ascii="Arial" w:hAnsi="Arial"/>
-              </w:rPr>
-              <w:t xml:space="preserve"/>
-            </w:r>
-          </w:p>
-        </w:tc>
-        <w:tc>
-          <w:tcPr>
-            <w:tcW w:w="1913" w:type="dxa"/>
-            <w:shd w:val="clear" w:color="auto" w:fill="FFCCCC"/>
-          </w:tcPr>
-          <w:p>
-            <w:pPr>
-              <w:pStyle w:val="-0"/>
-            </w:pPr>
-            <w:r>
-              <w:rPr>
-                <w:rFonts w:ascii="Arial" w:hAnsi="Arial"/>
-                <w:b/>
-                <w:sz w:val="14"/>
-              </w:rPr>
-              <w:t>ХИМИТЕК ИЗУМРУД 500</w:t>
-            </w:r>
-          </w:p>
-        </w:tc>
-        <w:tc>
-          <w:tcPr>
-            <w:tcW w:w="1520" w:type="dxa"/>
-          </w:tcPr>
-          <w:p>
-            <w:pPr>
-              <w:pStyle w:val="--2"/>
-            </w:pPr>
-            <w:r>
-              <w:rPr>
-                <w:sz w:val="14"/>
-                <w:rFonts w:ascii="Arial" w:hAnsi="Arial"/>
-              </w:rPr>
-              <w:t xml:space="preserve">тряпка</w:t>
-            </w:r>
-          </w:p>
-        </w:tc>
-        <w:tc>
-          <w:tcPr>
-            <w:tcW w:w="2025" w:type="dxa"/>
-          </w:tcPr>
-          <w:p>
-            <w:pPr>
-              <w:pStyle w:val="--3"/>
-            </w:pPr>
-            <w:r>
-              <w:rPr>
-                <w:rFonts w:ascii="Arial" w:hAnsi="Arial"/>
-                <w:sz w:val="14"/>
-              </w:rPr>
-              <w:t>1%</w:t>
-            </w:r>
-            <w:r>
-              <w:br/>
-            </w:r>
-            <w:r>
-              <w:rPr>
-                <w:rFonts w:ascii="Arial" w:hAnsi="Arial"/>
-                <w:sz w:val="14"/>
-              </w:rPr>
-              <w:t>ручной</w:t>
-            </w:r>
-          </w:p>
-        </w:tc>
-        <w:tc>
-          <w:tcPr>
-            <w:tcW w:w="1183" w:type="dxa"/>
-          </w:tcPr>
-          <w:p>
-            <w:pPr>
-              <w:pStyle w:val="--3"/>
-            </w:pPr>
-            <w:r>
-              <w:rPr>
-                <w:sz w:val="14"/>
-                <w:rFonts w:ascii="Arial" w:hAnsi="Arial"/>
-              </w:rPr>
-              <w:t xml:space="preserve">30</w:t>
-            </w:r>
-          </w:p>
-        </w:tc>
-        <w:tc>
-          <w:tcPr>
-            <w:tcW w:w="1126" w:type="dxa"/>
-          </w:tcPr>
-          <w:p>
-            <w:pPr>
-              <w:pStyle w:val="--3"/>
-            </w:pPr>
-            <w:r>
-              <w:rPr>
-                <w:sz w:val="14"/>
-                <w:rFonts w:ascii="Arial" w:hAnsi="Arial"/>
-              </w:rPr>
-              <w:t xml:space="preserve">1 час</w:t>
-            </w:r>
-          </w:p>
-        </w:tc>
-        <w:tc>
-          <w:tcPr>
-            <w:tcW w:w="510" w:type="dxa"/>
-            <w:vMerge/>
-            <w:noWrap/>
-            <w:tcMar>
-              <w:left w:w="0" w:type="dxa"/>
-              <w:right w:w="0" w:type="dxa"/>
-            </w:tcMar>
-            <w:textDirection w:val="btLr"/>
-            <w:tcFitText/>
-            <w:vAlign w:val="center"/>
-          </w:tcPr>
-          <w:p/>
-        </w:tc>
-        <w:tc>
-          <w:tcPr>
-            <w:tcW w:w="958" w:type="dxa"/>
-          </w:tcPr>
-          <w:p>
-            <w:pPr>
-              <w:pStyle w:val="--3"/>
-            </w:pPr>
-            <w:r>
-              <w:rPr>
-                <w:sz w:val="14"/>
-                <w:rFonts w:ascii="Arial" w:hAnsi="Arial"/>
-              </w:rPr>
-              <w:t xml:space="preserve">по мере необходимости</w:t>
-            </w:r>
-          </w:p>
-        </w:tc>
-        <w:tc>
-          <w:tcPr>
-            <w:tcW w:w="1351" w:type="dxa"/>
-            <w:vMerge/>
-          </w:tcPr>
-          <w:p/>
-        </w:tc>
-        <w:tc>
-          <w:tcPr>
-            <w:tcW w:w="1688" w:type="dxa"/>
-            <w:vMerge/>
-          </w:tcPr>
-          <w:p/>
-        </w:tc>
-      </w:tr>
-      <w:tr>
-        <w:tc>
-          <w:tcPr>
-            <w:tcW w:w="1688" w:type="dxa"/>
-            <w:vMerge/>
-          </w:tcPr>
-          <w:p/>
-        </w:tc>
-        <w:tc>
-          <w:tcPr>
-            <w:tcW w:w="1408" w:type="dxa"/>
-          </w:tcPr>
-          <w:p>
-            <w:pPr>
-              <w:pStyle w:val="--2"/>
-            </w:pPr>
-            <w:r>
-              <w:rPr>
-                <w:sz w:val="14"/>
-                <w:rFonts w:ascii="Arial" w:hAnsi="Arial"/>
-              </w:rPr>
-              <w:t xml:space="preserve">мойка</w:t>
-            </w:r>
-          </w:p>
-        </w:tc>
-        <w:tc>
-          <w:tcPr>
-            <w:tcW w:w="506" w:type="dxa"/>
-            <w:vMerge w:val="restart"/>
-            <w:tcMar>
-              <w:left w:w="0" w:type="dxa"/>
-              <w:right w:w="0" w:type="dxa"/>
-            </w:tcMar>
-            <w:textDirection w:val="btLr"/>
-            <w:vAlign w:val="center"/>
-          </w:tcPr>
-          <w:p>
-            <w:pPr>
-              <w:pStyle w:val="--3"/>
-            </w:pPr>
-            <w:r>
-              <w:rPr>
-                <w:sz w:val="14"/>
-                <w:rFonts w:ascii="Arial" w:hAnsi="Arial"/>
-              </w:rPr>
-              <w:t xml:space="preserve"/>
-            </w:r>
-          </w:p>
-        </w:tc>
-        <w:tc>
-          <w:tcPr>
-            <w:tcW w:w="1913" w:type="dxa"/>
-            <w:shd w:val="clear" w:color="auto" w:fill="99FF99"/>
-          </w:tcPr>
-          <w:p>
-            <w:pPr>
-              <w:pStyle w:val="-0"/>
-            </w:pPr>
-            <w:r>
-              <w:rPr>
-                <w:rFonts w:ascii="Arial" w:hAnsi="Arial"/>
-                <w:b/>
-                <w:sz w:val="14"/>
-              </w:rPr>
-              <w:t>ХИМИТЕК ИЗУМРУД 100</w:t>
-            </w:r>
-          </w:p>
-        </w:tc>
-        <w:tc>
-          <w:tcPr>
-            <w:tcW w:w="1520" w:type="dxa"/>
-          </w:tcPr>
-          <w:p>
-            <w:pPr>
-              <w:pStyle w:val="--2"/>
-            </w:pPr>
-            <w:r>
-              <w:rPr>
-                <w:sz w:val="14"/>
-                <w:rFonts w:ascii="Arial" w:hAnsi="Arial"/>
-              </w:rPr>
-              <w:t xml:space="preserve">тряпка</w:t>
-            </w:r>
-          </w:p>
-        </w:tc>
-        <w:tc>
-          <w:tcPr>
-            <w:tcW w:w="2025" w:type="dxa"/>
-          </w:tcPr>
-          <w:p>
-            <w:pPr>
-              <w:pStyle w:val="--3"/>
-            </w:pPr>
-            <w:r>
-              <w:rPr>
-                <w:rFonts w:ascii="Arial" w:hAnsi="Arial"/>
-                <w:sz w:val="14"/>
-              </w:rPr>
-              <w:t>100%</w:t>
-            </w:r>
-            <w:r>
-              <w:br/>
-            </w:r>
-            <w:r>
-              <w:rPr>
-                <w:rFonts w:ascii="Arial" w:hAnsi="Arial"/>
-                <w:sz w:val="14"/>
-              </w:rPr>
-              <w:t>ручной</w:t>
-            </w:r>
-          </w:p>
-        </w:tc>
-        <w:tc>
-          <w:tcPr>
-            <w:tcW w:w="1183" w:type="dxa"/>
-          </w:tcPr>
-          <w:p>
-            <w:pPr>
-              <w:pStyle w:val="--3"/>
-            </w:pPr>
-            <w:r>
-              <w:rPr>
-                <w:sz w:val="14"/>
-                <w:rFonts w:ascii="Arial" w:hAnsi="Arial"/>
-              </w:rPr>
-              <w:t xml:space="preserve">40-50</w:t>
-            </w:r>
-          </w:p>
-        </w:tc>
-        <w:tc>
-          <w:tcPr>
-            <w:tcW w:w="1126" w:type="dxa"/>
-          </w:tcPr>
-          <w:p>
-            <w:pPr>
-              <w:pStyle w:val="--3"/>
-            </w:pPr>
-            <w:r>
-              <w:rPr>
-                <w:sz w:val="14"/>
-                <w:rFonts w:ascii="Arial" w:hAnsi="Arial"/>
-              </w:rPr>
-              <w:t xml:space="preserve">___________</w:t>
-            </w:r>
-          </w:p>
-        </w:tc>
-        <w:tc>
-          <w:tcPr>
-            <w:tcW w:w="510" w:type="dxa"/>
-            <w:vMerge/>
-            <w:noWrap/>
-            <w:tcMar>
-              <w:left w:w="0" w:type="dxa"/>
-              <w:right w:w="0" w:type="dxa"/>
-            </w:tcMar>
-            <w:textDirection w:val="btLr"/>
-            <w:tcFitText/>
-            <w:vAlign w:val="center"/>
-          </w:tcPr>
-          <w:p/>
-        </w:tc>
-        <w:tc>
-          <w:tcPr>
-            <w:tcW w:w="958" w:type="dxa"/>
-            <w:vMerge w:val="restart"/>
-          </w:tcPr>
-          <w:p>
-            <w:pPr>
-              <w:pStyle w:val="--3"/>
-            </w:pPr>
-            <w:r>
-              <w:rPr>
-                <w:sz w:val="14"/>
-                <w:rFonts w:ascii="Arial" w:hAnsi="Arial"/>
-              </w:rPr>
-              <w:t xml:space="preserve">1 раз в день</w:t>
-            </w:r>
-          </w:p>
-        </w:tc>
-        <w:tc>
-          <w:tcPr>
-            <w:tcW w:w="1351" w:type="dxa"/>
-            <w:vMerge/>
-          </w:tcPr>
-          <w:p/>
-        </w:tc>
-        <w:tc>
-          <w:tcPr>
-            <w:tcW w:w="1688" w:type="dxa"/>
-            <w:vMerge/>
-          </w:tcPr>
-          <w:p/>
-        </w:tc>
-      </w:tr>
-      <w:tr>
-        <w:tc>
-          <w:tcPr>
-            <w:tcW w:w="1688" w:type="dxa"/>
-            <w:vMerge/>
-          </w:tcPr>
-          <w:p/>
-        </w:tc>
-        <w:tc>
-          <w:tcPr>
-            <w:tcW w:w="1408" w:type="dxa"/>
-          </w:tcPr>
-          <w:p>
-            <w:pPr>
-              <w:pStyle w:val="--2"/>
-            </w:pPr>
-            <w:r>
-              <w:rPr>
-                <w:sz w:val="14"/>
-                <w:rFonts w:ascii="Arial" w:hAnsi="Arial"/>
-              </w:rPr>
-              <w:t xml:space="preserve">дезинфекция</w:t>
-            </w:r>
-          </w:p>
-        </w:tc>
-        <w:tc>
-          <w:tcPr>
-            <w:tcW w:w="506" w:type="dxa"/>
-            <w:vMerge/>
-            <w:tcMar>
-              <w:left w:w="0" w:type="dxa"/>
-              <w:right w:w="0" w:type="dxa"/>
-            </w:tcMar>
-            <w:textDirection w:val="btLr"/>
-            <w:vAlign w:val="center"/>
-          </w:tcPr>
-          <w:p/>
-        </w:tc>
-        <w:tc>
-          <w:tcPr>
-            <w:tcW w:w="1913" w:type="dxa"/>
-            <w:shd w:val="clear" w:color="auto" w:fill="FFFFCC"/>
-          </w:tcPr>
-          <w:p>
-            <w:pPr>
-              <w:pStyle w:val="-0"/>
-            </w:pPr>
-            <w:r>
-              <w:rPr>
-                <w:rFonts w:ascii="Arial" w:hAnsi="Arial"/>
-                <w:b/>
-                <w:sz w:val="14"/>
-              </w:rPr>
-              <w:t>ХИМИТЕК ПОЛИДЕЗ</w:t>
-            </w:r>
-            <w:r>
-              <w:rPr>
-                <w:rFonts w:ascii="Arial" w:hAnsi="Arial"/>
-                <w:b/>
-                <w:sz w:val="14"/>
-                <w:vertAlign w:val="superscript"/>
-              </w:rPr>
-              <w:t>®</w:t>
-            </w:r>
-            <w:r>
-              <w:rPr>
-                <w:rFonts w:ascii="Arial" w:hAnsi="Arial"/>
-                <w:b/>
-                <w:sz w:val="14"/>
-              </w:rPr>
-              <w:t>-ЭКСПРЕСС</w:t>
-            </w:r>
-          </w:p>
-        </w:tc>
-        <w:tc>
-          <w:tcPr>
-            <w:tcW w:w="1520" w:type="dxa"/>
-          </w:tcPr>
-          <w:p>
-            <w:pPr>
-              <w:pStyle w:val="--2"/>
-            </w:pPr>
-            <w:r>
-              <w:rPr>
-                <w:sz w:val="14"/>
-                <w:rFonts w:ascii="Arial" w:hAnsi="Arial"/>
-              </w:rPr>
-              <w:t xml:space="preserve">тряпка</w:t>
-            </w:r>
-          </w:p>
-        </w:tc>
-        <w:tc>
-          <w:tcPr>
-            <w:tcW w:w="2025" w:type="dxa"/>
-          </w:tcPr>
-          <w:p>
-            <w:pPr>
-              <w:pStyle w:val="--3"/>
-            </w:pPr>
-            <w:r>
-              <w:rPr>
-                <w:rFonts w:ascii="Arial" w:hAnsi="Arial"/>
-                <w:sz w:val="14"/>
-              </w:rPr>
-              <w:t>100%</w:t>
-            </w:r>
-            <w:r>
-              <w:br/>
-            </w:r>
-            <w:r>
-              <w:rPr>
-                <w:rFonts w:ascii="Arial" w:hAnsi="Arial"/>
-                <w:sz w:val="14"/>
-              </w:rPr>
-              <w:t>без разведения</w:t>
-            </w:r>
-          </w:p>
-        </w:tc>
-        <w:tc>
-          <w:tcPr>
-            <w:tcW w:w="1183" w:type="dxa"/>
-          </w:tcPr>
-          <w:p>
-            <w:pPr>
-              <w:pStyle w:val="--3"/>
-            </w:pPr>
-            <w:r>
-              <w:rPr>
-                <w:sz w:val="14"/>
-                <w:rFonts w:ascii="Arial" w:hAnsi="Arial"/>
-              </w:rPr>
-              <w:t xml:space="preserve">18-20</w:t>
-            </w:r>
-          </w:p>
-        </w:tc>
-        <w:tc>
-          <w:tcPr>
-            <w:tcW w:w="1126" w:type="dxa"/>
-          </w:tcPr>
-          <w:p>
-            <w:pPr>
-              <w:pStyle w:val="--3"/>
-            </w:pPr>
-            <w:r>
-              <w:rPr>
-                <w:sz w:val="14"/>
-                <w:rFonts w:ascii="Arial" w:hAnsi="Arial"/>
-              </w:rPr>
-              <w:t xml:space="preserve">1 час</w:t>
-            </w:r>
-          </w:p>
-        </w:tc>
-        <w:tc>
-          <w:tcPr>
-            <w:tcW w:w="510" w:type="dxa"/>
-            <w:vMerge/>
-            <w:noWrap/>
-            <w:tcMar>
-              <w:left w:w="0" w:type="dxa"/>
-              <w:right w:w="0" w:type="dxa"/>
-            </w:tcMar>
-            <w:textDirection w:val="btLr"/>
-            <w:tcFitText/>
-            <w:vAlign w:val="center"/>
-          </w:tcPr>
-          <w:p/>
-        </w:tc>
-        <w:tc>
-          <w:tcPr>
-            <w:tcW w:w="958" w:type="dxa"/>
-            <w:vMerge/>
-          </w:tcPr>
-          <w:p/>
-        </w:tc>
-        <w:tc>
-          <w:tcPr>
-            <w:tcW w:w="1351" w:type="dxa"/>
-            <w:vMerge/>
-          </w:tcPr>
-          <w:p/>
-        </w:tc>
-        <w:tc>
-          <w:tcPr>
-            <w:tcW w:w="1688" w:type="dxa"/>
-            <w:vMerge/>
-          </w:tcPr>
-          <w:p/>
-        </w:tc>
-      </w:tr>
-      <w:tr>
-        <w:tc>
-          <w:tcPr>
             <w:tcW w:w="15876" w:type="dxa"/>
             <w:gridSpan w:val="12"/>
           </w:tcPr>

--- a/tech_cards/Туалет_tech_card.docx
+++ b/tech_cards/Туалет_tech_card.docx
@@ -1693,6 +1693,435 @@
       <w:tr>
         <w:tc>
           <w:tcPr>
+            <w:tcW w:w="1688" w:type="dxa"/>
+            <w:vMerge w:val="restart"/>
+          </w:tcPr>
+          <w:p>
+            <w:pPr>
+              <w:pStyle w:val="--2"/>
+            </w:pPr>
+            <w:r>
+              <w:rPr>
+                <w:sz w:val="14"/>
+                <w:rFonts w:ascii="Arial" w:hAnsi="Arial"/>
+              </w:rPr>
+              <w:t xml:space="preserve">пол</w:t>
+            </w:r>
+          </w:p>
+        </w:tc>
+        <w:tc>
+          <w:tcPr>
+            <w:tcW w:w="1408" w:type="dxa"/>
+          </w:tcPr>
+          <w:p>
+            <w:pPr>
+              <w:pStyle w:val="--2"/>
+            </w:pPr>
+            <w:r>
+              <w:rPr>
+                <w:sz w:val="14"/>
+                <w:rFonts w:ascii="Arial" w:hAnsi="Arial"/>
+              </w:rPr>
+              <w:t xml:space="preserve">мойка</w:t>
+            </w:r>
+          </w:p>
+        </w:tc>
+        <w:tc>
+          <w:tcPr>
+            <w:tcW w:w="506" w:type="dxa"/>
+            <w:vMerge w:val="restart"/>
+            <w:tcMar>
+              <w:left w:w="0" w:type="dxa"/>
+              <w:right w:w="0" w:type="dxa"/>
+            </w:tcMar>
+            <w:textDirection w:val="btLr"/>
+            <w:vAlign w:val="center"/>
+          </w:tcPr>
+          <w:p>
+            <w:pPr>
+              <w:pStyle w:val="--3"/>
+            </w:pPr>
+            <w:r>
+              <w:rPr>
+                <w:sz w:val="14"/>
+                <w:rFonts w:ascii="Arial" w:hAnsi="Arial"/>
+              </w:rPr>
+              <w:t xml:space="preserve"/>
+            </w:r>
+          </w:p>
+        </w:tc>
+        <w:tc>
+          <w:tcPr>
+            <w:tcW w:w="1913" w:type="dxa"/>
+            <w:shd w:val="clear" w:color="auto" w:fill="99CCFF"/>
+          </w:tcPr>
+          <w:p>
+            <w:pPr>
+              <w:pStyle w:val="-0"/>
+            </w:pPr>
+            <w:r>
+              <w:rPr>
+                <w:rFonts w:ascii="Arial" w:hAnsi="Arial"/>
+                <w:b/>
+                <w:sz w:val="14"/>
+              </w:rPr>
+              <w:t>ХИМИТЕК ЧУДОДЕЙ</w:t>
+            </w:r>
+            <w:r>
+              <w:rPr>
+                <w:rFonts w:ascii="Arial" w:hAnsi="Arial"/>
+                <w:b/>
+                <w:sz w:val="14"/>
+                <w:vertAlign w:val="superscript"/>
+              </w:rPr>
+              <w:t>®</w:t>
+            </w:r>
+          </w:p>
+        </w:tc>
+        <w:tc>
+          <w:tcPr>
+            <w:tcW w:w="1520" w:type="dxa"/>
+          </w:tcPr>
+          <w:p>
+            <w:pPr>
+              <w:pStyle w:val="--2"/>
+            </w:pPr>
+            <w:r>
+              <w:rPr>
+                <w:sz w:val="14"/>
+                <w:rFonts w:ascii="Arial" w:hAnsi="Arial"/>
+              </w:rPr>
+              <w:t xml:space="preserve">ручной (протирание, обработка щёткой)</w:t>
+            </w:r>
+          </w:p>
+        </w:tc>
+        <w:tc>
+          <w:tcPr>
+            <w:tcW w:w="2025" w:type="dxa"/>
+          </w:tcPr>
+          <w:p>
+            <w:pPr>
+              <w:pStyle w:val="--3"/>
+            </w:pPr>
+            <w:r>
+              <w:rPr>
+                <w:rFonts w:ascii="Arial" w:hAnsi="Arial"/>
+                <w:sz w:val="14"/>
+              </w:rPr>
+              <w:t>1,0 % - 1,5 %</w:t>
+            </w:r>
+            <w:r>
+              <w:br/>
+            </w:r>
+            <w:r>
+              <w:rPr>
+                <w:rFonts w:ascii="Arial" w:hAnsi="Arial"/>
+                <w:sz w:val="14"/>
+              </w:rPr>
+              <w:t>дозирующая система ProMax</w:t>
+            </w:r>
+          </w:p>
+        </w:tc>
+        <w:tc>
+          <w:tcPr>
+            <w:tcW w:w="1183" w:type="dxa"/>
+          </w:tcPr>
+          <w:p>
+            <w:pPr>
+              <w:pStyle w:val="--3"/>
+            </w:pPr>
+            <w:r>
+              <w:rPr>
+                <w:sz w:val="14"/>
+                <w:rFonts w:ascii="Arial" w:hAnsi="Arial"/>
+              </w:rPr>
+              <w:t xml:space="preserve">не ниже 40 °C</w:t>
+            </w:r>
+          </w:p>
+        </w:tc>
+        <w:tc>
+          <w:tcPr>
+            <w:tcW w:w="1126" w:type="dxa"/>
+          </w:tcPr>
+          <w:p>
+            <w:pPr>
+              <w:pStyle w:val="--3"/>
+            </w:pPr>
+            <w:r>
+              <w:rPr>
+                <w:sz w:val="14"/>
+                <w:rFonts w:ascii="Arial" w:hAnsi="Arial"/>
+              </w:rPr>
+              <w:t xml:space="preserve">___________</w:t>
+            </w:r>
+          </w:p>
+        </w:tc>
+        <w:tc>
+          <w:tcPr>
+            <w:tcW w:w="510" w:type="dxa"/>
+            <w:vMerge w:val="restart"/>
+            <w:noWrap/>
+            <w:tcMar>
+              <w:left w:w="0" w:type="dxa"/>
+              <w:right w:w="0" w:type="dxa"/>
+            </w:tcMar>
+            <w:textDirection w:val="btLr"/>
+            <w:tcFitText/>
+            <w:vAlign w:val="center"/>
+          </w:tcPr>
+          <w:p>
+            <w:pPr>
+              <w:pStyle w:val="--3"/>
+            </w:pPr>
+            <w:r>
+              <w:rPr>
+                <w:sz w:val="14"/>
+                <w:rFonts w:ascii="Arial" w:hAnsi="Arial"/>
+                <w:b/>
+              </w:rPr>
+              <w:t xml:space="preserve">промаркированный</w:t>
+            </w:r>
+          </w:p>
+        </w:tc>
+        <w:tc>
+          <w:tcPr>
+            <w:tcW w:w="958" w:type="dxa"/>
+            <w:vMerge w:val="restart"/>
+          </w:tcPr>
+          <w:p>
+            <w:pPr>
+              <w:pStyle w:val="--3"/>
+            </w:pPr>
+            <w:r>
+              <w:rPr>
+                <w:sz w:val="14"/>
+                <w:rFonts w:ascii="Arial" w:hAnsi="Arial"/>
+              </w:rPr>
+              <w:t xml:space="preserve">1 раз в смену</w:t>
+            </w:r>
+          </w:p>
+        </w:tc>
+        <w:tc>
+          <w:tcPr>
+            <w:tcW w:w="1351" w:type="dxa"/>
+            <w:vMerge w:val="restart"/>
+          </w:tcPr>
+          <w:p>
+            <w:pPr>
+              <w:pStyle w:val="--2"/>
+            </w:pPr>
+            <w:r>
+              <w:rPr>
+                <w:sz w:val="14"/>
+                <w:rFonts w:ascii="Arial" w:hAnsi="Arial"/>
+              </w:rPr>
+              <w:t xml:space="preserve">уборщик служебных помещений</w:t>
+            </w:r>
+          </w:p>
+        </w:tc>
+        <w:tc>
+          <w:tcPr>
+            <w:tcW w:w="1688" w:type="dxa"/>
+            <w:vMerge w:val="restart"/>
+          </w:tcPr>
+          <w:p>
+            <w:pPr>
+              <w:pStyle w:val="--2"/>
+            </w:pPr>
+            <w:r>
+              <w:rPr>
+                <w:sz w:val="14"/>
+                <w:rFonts w:ascii="Arial" w:hAnsi="Arial"/>
+              </w:rPr>
+              <w:t xml:space="preserve">визуальный контроль/ сотрудник отдела качества</w:t>
+            </w:r>
+          </w:p>
+        </w:tc>
+      </w:tr>
+      <w:tr>
+        <w:tc>
+          <w:tcPr>
+            <w:tcW w:w="1688" w:type="dxa"/>
+            <w:vMerge/>
+          </w:tcPr>
+          <w:p/>
+        </w:tc>
+        <w:tc>
+          <w:tcPr>
+            <w:tcW w:w="1408" w:type="dxa"/>
+          </w:tcPr>
+          <w:p>
+            <w:pPr>
+              <w:pStyle w:val="--2"/>
+            </w:pPr>
+            <w:r>
+              <w:rPr>
+                <w:sz w:val="14"/>
+                <w:rFonts w:ascii="Arial" w:hAnsi="Arial"/>
+              </w:rPr>
+              <w:t xml:space="preserve">дезинфекция</w:t>
+            </w:r>
+          </w:p>
+        </w:tc>
+        <w:tc>
+          <w:tcPr>
+            <w:tcW w:w="506" w:type="dxa"/>
+            <w:vMerge/>
+            <w:tcMar>
+              <w:left w:w="0" w:type="dxa"/>
+              <w:right w:w="0" w:type="dxa"/>
+            </w:tcMar>
+            <w:textDirection w:val="btLr"/>
+            <w:vAlign w:val="center"/>
+          </w:tcPr>
+          <w:p/>
+        </w:tc>
+        <w:tc>
+          <w:tcPr>
+            <w:tcW w:w="1913" w:type="dxa"/>
+            <w:shd w:val="clear" w:color="auto" w:fill="FFFFCC"/>
+          </w:tcPr>
+          <w:p>
+            <w:pPr>
+              <w:pStyle w:val="-0"/>
+            </w:pPr>
+            <w:r>
+              <w:rPr>
+                <w:rFonts w:ascii="Arial" w:hAnsi="Arial"/>
+                <w:b/>
+                <w:sz w:val="14"/>
+              </w:rPr>
+              <w:t>ПОЛИДЕЗ</w:t>
+            </w:r>
+            <w:r>
+              <w:rPr>
+                <w:rFonts w:ascii="Arial" w:hAnsi="Arial"/>
+                <w:b/>
+                <w:sz w:val="14"/>
+                <w:vertAlign w:val="superscript"/>
+              </w:rPr>
+              <w:t>®</w:t>
+            </w:r>
+          </w:p>
+        </w:tc>
+        <w:tc>
+          <w:tcPr>
+            <w:tcW w:w="1520" w:type="dxa"/>
+          </w:tcPr>
+          <w:p>
+            <w:pPr>
+              <w:pStyle w:val="--2"/>
+            </w:pPr>
+            <w:r>
+              <w:rPr>
+                <w:sz w:val="14"/>
+                <w:rFonts w:ascii="Arial" w:hAnsi="Arial"/>
+              </w:rPr>
+              <w:t xml:space="preserve">ручной (протирание)</w:t>
+            </w:r>
+          </w:p>
+        </w:tc>
+        <w:tc>
+          <w:tcPr>
+            <w:tcW w:w="2025" w:type="dxa"/>
+          </w:tcPr>
+          <w:p>
+            <w:pPr>
+              <w:pStyle w:val="--3"/>
+            </w:pPr>
+            <w:r>
+              <w:rPr>
+                <w:rFonts w:ascii="Arial" w:hAnsi="Arial"/>
+                <w:sz w:val="14"/>
+              </w:rPr>
+              <w:t>0,5 %</w:t>
+            </w:r>
+            <w:r>
+              <w:br/>
+            </w:r>
+            <w:r>
+              <w:rPr>
+                <w:rFonts w:ascii="Arial" w:hAnsi="Arial"/>
+                <w:sz w:val="14"/>
+              </w:rPr>
+              <w:t>дозирующая система ProMax</w:t>
+            </w:r>
+          </w:p>
+        </w:tc>
+        <w:tc>
+          <w:tcPr>
+            <w:tcW w:w="1183" w:type="dxa"/>
+          </w:tcPr>
+          <w:p>
+            <w:pPr>
+              <w:pStyle w:val="--3"/>
+            </w:pPr>
+            <w:r>
+              <w:rPr>
+                <w:sz w:val="14"/>
+                <w:rFonts w:ascii="Arial" w:hAnsi="Arial"/>
+              </w:rPr>
+              <w:t xml:space="preserve">18-20 °C</w:t>
+            </w:r>
+          </w:p>
+        </w:tc>
+        <w:tc>
+          <w:tcPr>
+            <w:tcW w:w="1126" w:type="dxa"/>
+          </w:tcPr>
+          <w:p>
+            <w:pPr>
+              <w:pStyle w:val="--3"/>
+            </w:pPr>
+            <w:r>
+              <w:rPr>
+                <w:sz w:val="14"/>
+                <w:rFonts w:ascii="Arial" w:hAnsi="Arial"/>
+              </w:rPr>
+              <w:t xml:space="preserve">30 минут</w:t>
+            </w:r>
+          </w:p>
+        </w:tc>
+        <w:tc>
+          <w:tcPr>
+            <w:tcW w:w="510" w:type="dxa"/>
+            <w:vMerge/>
+            <w:noWrap/>
+            <w:tcMar>
+              <w:left w:w="0" w:type="dxa"/>
+              <w:right w:w="0" w:type="dxa"/>
+            </w:tcMar>
+            <w:textDirection w:val="btLr"/>
+            <w:tcFitText/>
+            <w:vAlign w:val="center"/>
+          </w:tcPr>
+          <w:p/>
+        </w:tc>
+        <w:tc>
+          <w:tcPr>
+            <w:tcW w:w="958" w:type="dxa"/>
+            <w:vMerge/>
+          </w:tcPr>
+          <w:p/>
+        </w:tc>
+        <w:tc>
+          <w:tcPr>
+            <w:tcW w:w="1351" w:type="dxa"/>
+            <w:vMerge/>
+          </w:tcPr>
+          <w:p/>
+        </w:tc>
+        <w:tc>
+          <w:tcPr>
+            <w:tcW w:w="1688" w:type="dxa"/>
+            <w:vMerge/>
+          </w:tcPr>
+          <w:p/>
+        </w:tc>
+      </w:tr>
+      <w:tr>
+        <w:tc>
+          <w:tcPr>
             <w:tcW w:w="15876" w:type="dxa"/>
             <w:gridSpan w:val="12"/>
           </w:tcPr>

--- a/tech_cards/Туалет_tech_card.docx
+++ b/tech_cards/Туалет_tech_card.docx
@@ -1362,7 +1362,7 @@
                 <w:sz w:val="14"/>
                 <w:rFonts w:ascii="Arial" w:hAnsi="Arial"/>
               </w:rPr>
-              <w:t xml:space="preserve">тряпка</w:t>
+              <w:t xml:space="preserve">обработка ветошью</w:t>
             </w:r>
           </w:p>
         </w:tc>

--- a/tech_cards/Туалет_tech_card.docx
+++ b/tech_cards/Туалет_tech_card.docx
@@ -843,9 +843,223 @@
                 <w:sz w:val="14"/>
                 <w:rFonts w:ascii="Arial" w:hAnsi="Arial"/>
               </w:rPr>
-              <w:t xml:space="preserve">светильники (внешние поверхности)</w:t>
+              <w:t xml:space="preserve">стеллажи складские (до 2 м)</w:t>
             </w:r>
           </w:p>
+        </w:tc>
+        <w:tc>
+          <w:tcPr>
+            <w:tcW w:w="1408" w:type="dxa"/>
+          </w:tcPr>
+          <w:p>
+            <w:pPr>
+              <w:pStyle w:val="--2"/>
+            </w:pPr>
+            <w:r>
+              <w:rPr>
+                <w:sz w:val="14"/>
+                <w:rFonts w:ascii="Arial" w:hAnsi="Arial"/>
+              </w:rPr>
+              <w:t xml:space="preserve">очистка (обеспыливание поверхностей)</w:t>
+            </w:r>
+          </w:p>
+        </w:tc>
+        <w:tc>
+          <w:tcPr>
+            <w:tcW w:w="506" w:type="dxa"/>
+            <w:tcMar>
+              <w:left w:w="0" w:type="dxa"/>
+              <w:right w:w="0" w:type="dxa"/>
+            </w:tcMar>
+            <w:textDirection w:val="btLr"/>
+            <w:vAlign w:val="center"/>
+          </w:tcPr>
+          <w:p>
+            <w:pPr>
+              <w:pStyle w:val="--3"/>
+            </w:pPr>
+            <w:r>
+              <w:rPr>
+                <w:sz w:val="14"/>
+                <w:rFonts w:ascii="Arial" w:hAnsi="Arial"/>
+              </w:rPr>
+              <w:t xml:space="preserve"/>
+            </w:r>
+          </w:p>
+        </w:tc>
+        <w:tc>
+          <w:tcPr>
+            <w:tcW w:w="1913" w:type="dxa"/>
+          </w:tcPr>
+          <w:p>
+            <w:pPr>
+              <w:pStyle w:val="-0"/>
+            </w:pPr>
+            <w:r>
+              <w:rPr>
+                <w:rFonts w:ascii="Arial" w:hAnsi="Arial"/>
+                <w:sz w:val="14"/>
+              </w:rPr>
+              <w:t>_____________________</w:t>
+            </w:r>
+          </w:p>
+        </w:tc>
+        <w:tc>
+          <w:tcPr>
+            <w:tcW w:w="1520" w:type="dxa"/>
+          </w:tcPr>
+          <w:p>
+            <w:pPr>
+              <w:pStyle w:val="--2"/>
+            </w:pPr>
+            <w:r>
+              <w:rPr>
+                <w:sz w:val="14"/>
+                <w:rFonts w:ascii="Arial" w:hAnsi="Arial"/>
+              </w:rPr>
+              <w:t xml:space="preserve">ручной (протирание)</w:t>
+            </w:r>
+          </w:p>
+        </w:tc>
+        <w:tc>
+          <w:tcPr>
+            <w:tcW w:w="2025" w:type="dxa"/>
+          </w:tcPr>
+          <w:p>
+            <w:pPr>
+              <w:pStyle w:val="--3"/>
+            </w:pPr>
+            <w:r>
+              <w:rPr>
+                <w:rFonts w:ascii="Arial" w:hAnsi="Arial"/>
+                <w:sz w:val="14"/>
+              </w:rPr>
+              <w:t>___________________</w:t>
+            </w:r>
+          </w:p>
+        </w:tc>
+        <w:tc>
+          <w:tcPr>
+            <w:tcW w:w="1183" w:type="dxa"/>
+          </w:tcPr>
+          <w:p>
+            <w:pPr>
+              <w:pStyle w:val="--3"/>
+            </w:pPr>
+            <w:r>
+              <w:rPr>
+                <w:sz w:val="14"/>
+                <w:rFonts w:ascii="Arial" w:hAnsi="Arial"/>
+              </w:rPr>
+              <w:t xml:space="preserve">___________</w:t>
+            </w:r>
+          </w:p>
+        </w:tc>
+        <w:tc>
+          <w:tcPr>
+            <w:tcW w:w="1126" w:type="dxa"/>
+          </w:tcPr>
+          <w:p>
+            <w:pPr>
+              <w:pStyle w:val="--3"/>
+            </w:pPr>
+            <w:r>
+              <w:rPr>
+                <w:sz w:val="14"/>
+                <w:rFonts w:ascii="Arial" w:hAnsi="Arial"/>
+              </w:rPr>
+              <w:t xml:space="preserve">___________</w:t>
+            </w:r>
+          </w:p>
+        </w:tc>
+        <w:tc>
+          <w:tcPr>
+            <w:tcW w:w="510" w:type="dxa"/>
+            <w:vMerge w:val="restart"/>
+            <w:noWrap/>
+            <w:tcMar>
+              <w:left w:w="0" w:type="dxa"/>
+              <w:right w:w="0" w:type="dxa"/>
+            </w:tcMar>
+            <w:textDirection w:val="btLr"/>
+            <w:tcFitText/>
+            <w:vAlign w:val="center"/>
+          </w:tcPr>
+          <w:p>
+            <w:pPr>
+              <w:pStyle w:val="--3"/>
+            </w:pPr>
+            <w:r>
+              <w:rPr>
+                <w:sz w:val="14"/>
+                <w:rFonts w:ascii="Arial" w:hAnsi="Arial"/>
+                <w:b/>
+              </w:rPr>
+              <w:t xml:space="preserve">промаркированный</w:t>
+            </w:r>
+          </w:p>
+        </w:tc>
+        <w:tc>
+          <w:tcPr>
+            <w:tcW w:w="958" w:type="dxa"/>
+          </w:tcPr>
+          <w:p>
+            <w:pPr>
+              <w:pStyle w:val="--3"/>
+            </w:pPr>
+            <w:r>
+              <w:rPr>
+                <w:sz w:val="14"/>
+                <w:rFonts w:ascii="Arial" w:hAnsi="Arial"/>
+              </w:rPr>
+              <w:t xml:space="preserve">1 раз в месяц</w:t>
+            </w:r>
+          </w:p>
+        </w:tc>
+        <w:tc>
+          <w:tcPr>
+            <w:tcW w:w="1351" w:type="dxa"/>
+            <w:vMerge w:val="restart"/>
+          </w:tcPr>
+          <w:p>
+            <w:pPr>
+              <w:pStyle w:val="--2"/>
+            </w:pPr>
+            <w:r>
+              <w:rPr>
+                <w:sz w:val="14"/>
+                <w:rFonts w:ascii="Arial" w:hAnsi="Arial"/>
+              </w:rPr>
+              <w:t xml:space="preserve">сотрудник внутреннего клининга</w:t>
+            </w:r>
+          </w:p>
+        </w:tc>
+        <w:tc>
+          <w:tcPr>
+            <w:tcW w:w="1688" w:type="dxa"/>
+            <w:vMerge w:val="restart"/>
+          </w:tcPr>
+          <w:p>
+            <w:pPr>
+              <w:pStyle w:val="--2"/>
+            </w:pPr>
+            <w:r>
+              <w:rPr>
+                <w:sz w:val="14"/>
+                <w:rFonts w:ascii="Arial" w:hAnsi="Arial"/>
+              </w:rPr>
+              <w:t xml:space="preserve">визуальный контроль/ сотрудник отдела качества</w:t>
+            </w:r>
+          </w:p>
+        </w:tc>
+      </w:tr>
+      <w:tr>
+        <w:tc>
+          <w:tcPr>
+            <w:tcW w:w="1688" w:type="dxa"/>
+            <w:vMerge/>
+          </w:tcPr>
+          <w:p/>
         </w:tc>
         <w:tc>
           <w:tcPr>
@@ -964,7 +1178,7 @@
                 <w:sz w:val="14"/>
                 <w:rFonts w:ascii="Arial" w:hAnsi="Arial"/>
               </w:rPr>
-              <w:t xml:space="preserve">не ниже 40°C</w:t>
+              <w:t xml:space="preserve">не ниже 40 °C</w:t>
             </w:r>
           </w:p>
         </w:tc>
@@ -988,7 +1202,7 @@
         <w:tc>
           <w:tcPr>
             <w:tcW w:w="510" w:type="dxa"/>
-            <w:vMerge w:val="restart"/>
+            <w:vMerge/>
             <w:noWrap/>
             <w:tcMar>
               <w:left w:w="0" w:type="dxa"/>
@@ -998,19 +1212,7 @@
             <w:tcFitText/>
             <w:vAlign w:val="center"/>
           </w:tcPr>
-          <w:p>
-            <w:pPr>
-              <w:pStyle w:val="--3"/>
-            </w:pPr>
-            <w:r>
-              <w:rPr>
-                <w:sz w:val="14"/>
-                <w:rFonts w:ascii="Arial" w:hAnsi="Arial"/>
-                <w:b/>
-              </w:rPr>
-              <w:t xml:space="preserve">промаркированный</w:t>
-            </w:r>
-          </w:p>
+          <w:p/>
         </w:tc>
         <w:tc>
           <w:tcPr>
@@ -1026,45 +1228,23 @@
                 <w:sz w:val="14"/>
                 <w:rFonts w:ascii="Arial" w:hAnsi="Arial"/>
               </w:rPr>
-              <w:t xml:space="preserve">1 раз в месяц</w:t>
+              <w:t xml:space="preserve">1 раз в 3 месяца</w:t>
             </w:r>
           </w:p>
         </w:tc>
         <w:tc>
           <w:tcPr>
             <w:tcW w:w="1351" w:type="dxa"/>
-            <w:vMerge w:val="restart"/>
+            <w:vMerge/>
           </w:tcPr>
-          <w:p>
-            <w:pPr>
-              <w:pStyle w:val="--2"/>
-            </w:pPr>
-            <w:r>
-              <w:rPr>
-                <w:sz w:val="14"/>
-                <w:rFonts w:ascii="Arial" w:hAnsi="Arial"/>
-              </w:rPr>
-              <w:t xml:space="preserve">уборщик служебных помещений</w:t>
-            </w:r>
-          </w:p>
+          <w:p/>
         </w:tc>
         <w:tc>
           <w:tcPr>
             <w:tcW w:w="1688" w:type="dxa"/>
-            <w:vMerge w:val="restart"/>
+            <w:vMerge/>
           </w:tcPr>
-          <w:p>
-            <w:pPr>
-              <w:pStyle w:val="--2"/>
-            </w:pPr>
-            <w:r>
-              <w:rPr>
-                <w:sz w:val="14"/>
-                <w:rFonts w:ascii="Arial" w:hAnsi="Arial"/>
-              </w:rPr>
-              <w:t xml:space="preserve">визуальный контроль/ сотрудник отдела качества</w:t>
-            </w:r>
-          </w:p>
+          <w:p/>
         </w:tc>
       </w:tr>
       <w:tr>
@@ -1146,7 +1326,7 @@
                 <w:sz w:val="14"/>
                 <w:rFonts w:ascii="Arial" w:hAnsi="Arial"/>
               </w:rPr>
-              <w:t xml:space="preserve">ручной (протирание)</w:t>
+              <w:t xml:space="preserve">орошение</w:t>
             </w:r>
           </w:p>
         </w:tc>
@@ -1163,7 +1343,7 @@
                 <w:rFonts w:ascii="Arial" w:hAnsi="Arial"/>
                 <w:sz w:val="14"/>
               </w:rPr>
-              <w:t>0,5 %</w:t>
+              <w:t>0,03 % - 0,05 % (по НУК)</w:t>
             </w:r>
             <w:r>
               <w:br/>
@@ -1173,7 +1353,7 @@
                 <w:rFonts w:ascii="Arial" w:hAnsi="Arial"/>
                 <w:sz w:val="14"/>
               </w:rPr>
-              <w:t>дозирующая система ProMax</w:t>
+              <w:t>спрей-система ProTwin</w:t>
             </w:r>
           </w:p>
         </w:tc>
@@ -1190,7 +1370,7 @@
                 <w:sz w:val="14"/>
                 <w:rFonts w:ascii="Arial" w:hAnsi="Arial"/>
               </w:rPr>
-              <w:t xml:space="preserve">18-20°C</w:t>
+              <w:t xml:space="preserve">18-20 °C</w:t>
             </w:r>
           </w:p>
         </w:tc>
@@ -1309,7 +1489,6 @@
         <w:tc>
           <w:tcPr>
             <w:tcW w:w="506" w:type="dxa"/>
-            <w:vMerge w:val="restart"/>
             <w:tcMar>
               <w:left w:w="0" w:type="dxa"/>
               <w:right w:w="0" w:type="dxa"/>
@@ -1345,7 +1524,7 @@
                 <w:b/>
                 <w:sz w:val="14"/>
               </w:rPr>
-              <w:t>ХИМИТЕК ИЗУМРУД 500</w:t>
+              <w:t>ХИМИТЕК ИНТЕРЬЕР</w:t>
             </w:r>
           </w:p>
         </w:tc>
@@ -1362,7 +1541,7 @@
                 <w:sz w:val="14"/>
                 <w:rFonts w:ascii="Arial" w:hAnsi="Arial"/>
               </w:rPr>
-              <w:t xml:space="preserve">обработка ветошью</w:t>
+              <w:t xml:space="preserve">моп</w:t>
             </w:r>
           </w:p>
         </w:tc>
@@ -1379,17 +1558,7 @@
                 <w:rFonts w:ascii="Arial" w:hAnsi="Arial"/>
                 <w:sz w:val="14"/>
               </w:rPr>
-              <w:t>1%</w:t>
-            </w:r>
-            <w:r>
-              <w:br/>
-            </w:r>
-            <w:r>
-              <w:rPr>
-                <w:rFonts w:ascii="Arial" w:hAnsi="Arial"/>
-                <w:sz w:val="14"/>
-              </w:rPr>
-              <w:t>ручной</w:t>
+              <w:t>___________________</w:t>
             </w:r>
           </w:p>
         </w:tc>
@@ -1486,7 +1655,7 @@
                 <w:sz w:val="14"/>
                 <w:rFonts w:ascii="Arial" w:hAnsi="Arial"/>
               </w:rPr>
-              <w:t xml:space="preserve">сотрудник клининга</w:t>
+              <w:t xml:space="preserve">сотрудник производственной службы</w:t>
             </w:r>
           </w:p>
         </w:tc>
@@ -1537,7 +1706,6 @@
         <w:tc>
           <w:tcPr>
             <w:tcW w:w="506" w:type="dxa"/>
-            <w:vMerge/>
             <w:tcMar>
               <w:left w:w="0" w:type="dxa"/>
               <w:right w:w="0" w:type="dxa"/>
@@ -1545,7 +1713,18 @@
             <w:textDirection w:val="btLr"/>
             <w:vAlign w:val="center"/>
           </w:tcPr>
-          <w:p/>
+          <w:p>
+            <w:pPr>
+              <w:pStyle w:val="--3"/>
+            </w:pPr>
+            <w:r>
+              <w:rPr>
+                <w:sz w:val="14"/>
+                <w:rFonts w:ascii="Arial" w:hAnsi="Arial"/>
+              </w:rPr>
+              <w:t xml:space="preserve"/>
+            </w:r>
+          </w:p>
         </w:tc>
         <w:tc>
           <w:tcPr>
@@ -1588,7 +1767,7 @@
                 <w:sz w:val="14"/>
                 <w:rFonts w:ascii="Arial" w:hAnsi="Arial"/>
               </w:rPr>
-              <w:t xml:space="preserve">тряпка</w:t>
+              <w:t xml:space="preserve">орошение</w:t>
             </w:r>
           </w:p>
         </w:tc>
@@ -1605,7 +1784,7 @@
                 <w:rFonts w:ascii="Arial" w:hAnsi="Arial"/>
                 <w:sz w:val="14"/>
               </w:rPr>
-              <w:t>1%</w:t>
+              <w:t>0,03 % - 0,05 % (по НУК)</w:t>
             </w:r>
             <w:r>
               <w:br/>
@@ -1615,7 +1794,7 @@
                 <w:rFonts w:ascii="Arial" w:hAnsi="Arial"/>
                 <w:sz w:val="14"/>
               </w:rPr>
-              <w:t>ручной</w:t>
+              <w:t>спрей-система ProTwin</w:t>
             </w:r>
           </w:p>
         </w:tc>
@@ -1650,435 +1829,6 @@
                 <w:rFonts w:ascii="Arial" w:hAnsi="Arial"/>
               </w:rPr>
               <w:t xml:space="preserve">1 час</w:t>
-            </w:r>
-          </w:p>
-        </w:tc>
-        <w:tc>
-          <w:tcPr>
-            <w:tcW w:w="510" w:type="dxa"/>
-            <w:vMerge/>
-            <w:noWrap/>
-            <w:tcMar>
-              <w:left w:w="0" w:type="dxa"/>
-              <w:right w:w="0" w:type="dxa"/>
-            </w:tcMar>
-            <w:textDirection w:val="btLr"/>
-            <w:tcFitText/>
-            <w:vAlign w:val="center"/>
-          </w:tcPr>
-          <w:p/>
-        </w:tc>
-        <w:tc>
-          <w:tcPr>
-            <w:tcW w:w="958" w:type="dxa"/>
-            <w:vMerge/>
-          </w:tcPr>
-          <w:p/>
-        </w:tc>
-        <w:tc>
-          <w:tcPr>
-            <w:tcW w:w="1351" w:type="dxa"/>
-            <w:vMerge/>
-          </w:tcPr>
-          <w:p/>
-        </w:tc>
-        <w:tc>
-          <w:tcPr>
-            <w:tcW w:w="1688" w:type="dxa"/>
-            <w:vMerge/>
-          </w:tcPr>
-          <w:p/>
-        </w:tc>
-      </w:tr>
-      <w:tr>
-        <w:tc>
-          <w:tcPr>
-            <w:tcW w:w="1688" w:type="dxa"/>
-            <w:vMerge w:val="restart"/>
-          </w:tcPr>
-          <w:p>
-            <w:pPr>
-              <w:pStyle w:val="--2"/>
-            </w:pPr>
-            <w:r>
-              <w:rPr>
-                <w:sz w:val="14"/>
-                <w:rFonts w:ascii="Arial" w:hAnsi="Arial"/>
-              </w:rPr>
-              <w:t xml:space="preserve">пол</w:t>
-            </w:r>
-          </w:p>
-        </w:tc>
-        <w:tc>
-          <w:tcPr>
-            <w:tcW w:w="1408" w:type="dxa"/>
-          </w:tcPr>
-          <w:p>
-            <w:pPr>
-              <w:pStyle w:val="--2"/>
-            </w:pPr>
-            <w:r>
-              <w:rPr>
-                <w:sz w:val="14"/>
-                <w:rFonts w:ascii="Arial" w:hAnsi="Arial"/>
-              </w:rPr>
-              <w:t xml:space="preserve">мойка</w:t>
-            </w:r>
-          </w:p>
-        </w:tc>
-        <w:tc>
-          <w:tcPr>
-            <w:tcW w:w="506" w:type="dxa"/>
-            <w:vMerge w:val="restart"/>
-            <w:tcMar>
-              <w:left w:w="0" w:type="dxa"/>
-              <w:right w:w="0" w:type="dxa"/>
-            </w:tcMar>
-            <w:textDirection w:val="btLr"/>
-            <w:vAlign w:val="center"/>
-          </w:tcPr>
-          <w:p>
-            <w:pPr>
-              <w:pStyle w:val="--3"/>
-            </w:pPr>
-            <w:r>
-              <w:rPr>
-                <w:sz w:val="14"/>
-                <w:rFonts w:ascii="Arial" w:hAnsi="Arial"/>
-              </w:rPr>
-              <w:t xml:space="preserve"/>
-            </w:r>
-          </w:p>
-        </w:tc>
-        <w:tc>
-          <w:tcPr>
-            <w:tcW w:w="1913" w:type="dxa"/>
-            <w:shd w:val="clear" w:color="auto" w:fill="99CCFF"/>
-          </w:tcPr>
-          <w:p>
-            <w:pPr>
-              <w:pStyle w:val="-0"/>
-            </w:pPr>
-            <w:r>
-              <w:rPr>
-                <w:rFonts w:ascii="Arial" w:hAnsi="Arial"/>
-                <w:b/>
-                <w:sz w:val="14"/>
-              </w:rPr>
-              <w:t>ХИМИТЕК ЧУДОДЕЙ</w:t>
-            </w:r>
-            <w:r>
-              <w:rPr>
-                <w:rFonts w:ascii="Arial" w:hAnsi="Arial"/>
-                <w:b/>
-                <w:sz w:val="14"/>
-                <w:vertAlign w:val="superscript"/>
-              </w:rPr>
-              <w:t>®</w:t>
-            </w:r>
-          </w:p>
-        </w:tc>
-        <w:tc>
-          <w:tcPr>
-            <w:tcW w:w="1520" w:type="dxa"/>
-          </w:tcPr>
-          <w:p>
-            <w:pPr>
-              <w:pStyle w:val="--2"/>
-            </w:pPr>
-            <w:r>
-              <w:rPr>
-                <w:sz w:val="14"/>
-                <w:rFonts w:ascii="Arial" w:hAnsi="Arial"/>
-              </w:rPr>
-              <w:t xml:space="preserve">ручной (протирание, обработка щёткой)</w:t>
-            </w:r>
-          </w:p>
-        </w:tc>
-        <w:tc>
-          <w:tcPr>
-            <w:tcW w:w="2025" w:type="dxa"/>
-          </w:tcPr>
-          <w:p>
-            <w:pPr>
-              <w:pStyle w:val="--3"/>
-            </w:pPr>
-            <w:r>
-              <w:rPr>
-                <w:rFonts w:ascii="Arial" w:hAnsi="Arial"/>
-                <w:sz w:val="14"/>
-              </w:rPr>
-              <w:t>1,0 % - 1,5 %</w:t>
-            </w:r>
-            <w:r>
-              <w:br/>
-            </w:r>
-            <w:r>
-              <w:rPr>
-                <w:rFonts w:ascii="Arial" w:hAnsi="Arial"/>
-                <w:sz w:val="14"/>
-              </w:rPr>
-              <w:t>дозирующая система ProMax</w:t>
-            </w:r>
-          </w:p>
-        </w:tc>
-        <w:tc>
-          <w:tcPr>
-            <w:tcW w:w="1183" w:type="dxa"/>
-          </w:tcPr>
-          <w:p>
-            <w:pPr>
-              <w:pStyle w:val="--3"/>
-            </w:pPr>
-            <w:r>
-              <w:rPr>
-                <w:sz w:val="14"/>
-                <w:rFonts w:ascii="Arial" w:hAnsi="Arial"/>
-              </w:rPr>
-              <w:t xml:space="preserve">не ниже 40 °C</w:t>
-            </w:r>
-          </w:p>
-        </w:tc>
-        <w:tc>
-          <w:tcPr>
-            <w:tcW w:w="1126" w:type="dxa"/>
-          </w:tcPr>
-          <w:p>
-            <w:pPr>
-              <w:pStyle w:val="--3"/>
-            </w:pPr>
-            <w:r>
-              <w:rPr>
-                <w:sz w:val="14"/>
-                <w:rFonts w:ascii="Arial" w:hAnsi="Arial"/>
-              </w:rPr>
-              <w:t xml:space="preserve">___________</w:t>
-            </w:r>
-          </w:p>
-        </w:tc>
-        <w:tc>
-          <w:tcPr>
-            <w:tcW w:w="510" w:type="dxa"/>
-            <w:vMerge w:val="restart"/>
-            <w:noWrap/>
-            <w:tcMar>
-              <w:left w:w="0" w:type="dxa"/>
-              <w:right w:w="0" w:type="dxa"/>
-            </w:tcMar>
-            <w:textDirection w:val="btLr"/>
-            <w:tcFitText/>
-            <w:vAlign w:val="center"/>
-          </w:tcPr>
-          <w:p>
-            <w:pPr>
-              <w:pStyle w:val="--3"/>
-            </w:pPr>
-            <w:r>
-              <w:rPr>
-                <w:sz w:val="14"/>
-                <w:rFonts w:ascii="Arial" w:hAnsi="Arial"/>
-                <w:b/>
-              </w:rPr>
-              <w:t xml:space="preserve">промаркированный</w:t>
-            </w:r>
-          </w:p>
-        </w:tc>
-        <w:tc>
-          <w:tcPr>
-            <w:tcW w:w="958" w:type="dxa"/>
-            <w:vMerge w:val="restart"/>
-          </w:tcPr>
-          <w:p>
-            <w:pPr>
-              <w:pStyle w:val="--3"/>
-            </w:pPr>
-            <w:r>
-              <w:rPr>
-                <w:sz w:val="14"/>
-                <w:rFonts w:ascii="Arial" w:hAnsi="Arial"/>
-              </w:rPr>
-              <w:t xml:space="preserve">1 раз в смену</w:t>
-            </w:r>
-          </w:p>
-        </w:tc>
-        <w:tc>
-          <w:tcPr>
-            <w:tcW w:w="1351" w:type="dxa"/>
-            <w:vMerge w:val="restart"/>
-          </w:tcPr>
-          <w:p>
-            <w:pPr>
-              <w:pStyle w:val="--2"/>
-            </w:pPr>
-            <w:r>
-              <w:rPr>
-                <w:sz w:val="14"/>
-                <w:rFonts w:ascii="Arial" w:hAnsi="Arial"/>
-              </w:rPr>
-              <w:t xml:space="preserve">уборщик служебных помещений</w:t>
-            </w:r>
-          </w:p>
-        </w:tc>
-        <w:tc>
-          <w:tcPr>
-            <w:tcW w:w="1688" w:type="dxa"/>
-            <w:vMerge w:val="restart"/>
-          </w:tcPr>
-          <w:p>
-            <w:pPr>
-              <w:pStyle w:val="--2"/>
-            </w:pPr>
-            <w:r>
-              <w:rPr>
-                <w:sz w:val="14"/>
-                <w:rFonts w:ascii="Arial" w:hAnsi="Arial"/>
-              </w:rPr>
-              <w:t xml:space="preserve">визуальный контроль/ сотрудник отдела качества</w:t>
-            </w:r>
-          </w:p>
-        </w:tc>
-      </w:tr>
-      <w:tr>
-        <w:tc>
-          <w:tcPr>
-            <w:tcW w:w="1688" w:type="dxa"/>
-            <w:vMerge/>
-          </w:tcPr>
-          <w:p/>
-        </w:tc>
-        <w:tc>
-          <w:tcPr>
-            <w:tcW w:w="1408" w:type="dxa"/>
-          </w:tcPr>
-          <w:p>
-            <w:pPr>
-              <w:pStyle w:val="--2"/>
-            </w:pPr>
-            <w:r>
-              <w:rPr>
-                <w:sz w:val="14"/>
-                <w:rFonts w:ascii="Arial" w:hAnsi="Arial"/>
-              </w:rPr>
-              <w:t xml:space="preserve">дезинфекция</w:t>
-            </w:r>
-          </w:p>
-        </w:tc>
-        <w:tc>
-          <w:tcPr>
-            <w:tcW w:w="506" w:type="dxa"/>
-            <w:vMerge/>
-            <w:tcMar>
-              <w:left w:w="0" w:type="dxa"/>
-              <w:right w:w="0" w:type="dxa"/>
-            </w:tcMar>
-            <w:textDirection w:val="btLr"/>
-            <w:vAlign w:val="center"/>
-          </w:tcPr>
-          <w:p/>
-        </w:tc>
-        <w:tc>
-          <w:tcPr>
-            <w:tcW w:w="1913" w:type="dxa"/>
-            <w:shd w:val="clear" w:color="auto" w:fill="FFFFCC"/>
-          </w:tcPr>
-          <w:p>
-            <w:pPr>
-              <w:pStyle w:val="-0"/>
-            </w:pPr>
-            <w:r>
-              <w:rPr>
-                <w:rFonts w:ascii="Arial" w:hAnsi="Arial"/>
-                <w:b/>
-                <w:sz w:val="14"/>
-              </w:rPr>
-              <w:t>ПОЛИДЕЗ</w:t>
-            </w:r>
-            <w:r>
-              <w:rPr>
-                <w:rFonts w:ascii="Arial" w:hAnsi="Arial"/>
-                <w:b/>
-                <w:sz w:val="14"/>
-                <w:vertAlign w:val="superscript"/>
-              </w:rPr>
-              <w:t>®</w:t>
-            </w:r>
-          </w:p>
-        </w:tc>
-        <w:tc>
-          <w:tcPr>
-            <w:tcW w:w="1520" w:type="dxa"/>
-          </w:tcPr>
-          <w:p>
-            <w:pPr>
-              <w:pStyle w:val="--2"/>
-            </w:pPr>
-            <w:r>
-              <w:rPr>
-                <w:sz w:val="14"/>
-                <w:rFonts w:ascii="Arial" w:hAnsi="Arial"/>
-              </w:rPr>
-              <w:t xml:space="preserve">ручной (протирание)</w:t>
-            </w:r>
-          </w:p>
-        </w:tc>
-        <w:tc>
-          <w:tcPr>
-            <w:tcW w:w="2025" w:type="dxa"/>
-          </w:tcPr>
-          <w:p>
-            <w:pPr>
-              <w:pStyle w:val="--3"/>
-            </w:pPr>
-            <w:r>
-              <w:rPr>
-                <w:rFonts w:ascii="Arial" w:hAnsi="Arial"/>
-                <w:sz w:val="14"/>
-              </w:rPr>
-              <w:t>0,5 %</w:t>
-            </w:r>
-            <w:r>
-              <w:br/>
-            </w:r>
-            <w:r>
-              <w:rPr>
-                <w:rFonts w:ascii="Arial" w:hAnsi="Arial"/>
-                <w:sz w:val="14"/>
-              </w:rPr>
-              <w:t>дозирующая система ProMax</w:t>
-            </w:r>
-          </w:p>
-        </w:tc>
-        <w:tc>
-          <w:tcPr>
-            <w:tcW w:w="1183" w:type="dxa"/>
-          </w:tcPr>
-          <w:p>
-            <w:pPr>
-              <w:pStyle w:val="--3"/>
-            </w:pPr>
-            <w:r>
-              <w:rPr>
-                <w:sz w:val="14"/>
-                <w:rFonts w:ascii="Arial" w:hAnsi="Arial"/>
-              </w:rPr>
-              <w:t xml:space="preserve">18-20 °C</w:t>
-            </w:r>
-          </w:p>
-        </w:tc>
-        <w:tc>
-          <w:tcPr>
-            <w:tcW w:w="1126" w:type="dxa"/>
-          </w:tcPr>
-          <w:p>
-            <w:pPr>
-              <w:pStyle w:val="--3"/>
-            </w:pPr>
-            <w:r>
-              <w:rPr>
-                <w:sz w:val="14"/>
-                <w:rFonts w:ascii="Arial" w:hAnsi="Arial"/>
-              </w:rPr>
-              <w:t xml:space="preserve">30 минут</w:t>
             </w:r>
           </w:p>
         </w:tc>
@@ -2440,7 +2190,7 @@
                 <w:sz w:val="14"/>
                 <w:rFonts w:ascii="Arial" w:hAnsi="Arial"/>
               </w:rPr>
-              <w:t xml:space="preserve">стеллажи складские (до 2 м)</w:t>
+              <w:t xml:space="preserve">светильники (внешние поверхности)</w:t>
             </w:r>
           </w:p>
         </w:tc>
